--- a/Infrastructure/Documents/Templates/Plantilla.docx
+++ b/Infrastructure/Documents/Templates/Plantilla.docx
@@ -35,7 +35,7 @@
           <w:sz w:val="28"/>
           <w:szCs w:val="28"/>
         </w:rPr>
-        <w:t>IKASTETXEAREN IZENA</w:t>
+        <w:t>IKASTETXEAREN IZENA: {{IKASTETXEA}}</w:t>
       </w:r>
       <w:r>
         <w:rPr>
@@ -43,7 +43,6 @@
           <w:sz w:val="28"/>
           <w:szCs w:val="28"/>
         </w:rPr>
-        <w:t>: XXXXXXXXXXX</w:t>
       </w:r>
     </w:p>
     <w:p>
@@ -57,7 +56,7 @@
       <w:tblPr>
         <w:tblStyle w:val="a"/>
         <w:tblpPr w:leftFromText="180" w:rightFromText="180" w:topFromText="180" w:bottomFromText="180" w:vertAnchor="text"/>
-        <w:tblW w:w="13299" w:type="dxa"/>
+        <w:tblW w:w="10500" w:type="dxa"/>
         <w:tblInd w:w="0" w:type="dxa"/>
         <w:tblBorders>
           <w:top w:val="single" w:sz="8" w:space="0" w:color="000000"/>
@@ -69,12 +68,13 @@
         </w:tblBorders>
         <w:tblLayout w:type="fixed"/>
         <w:tblLook w:val="0600" w:firstRow="0" w:lastRow="0" w:firstColumn="0" w:lastColumn="0" w:noHBand="1" w:noVBand="1"/>
+        <w:jc w:val="center"/>
       </w:tblPr>
       <w:tblGrid>
-        <w:gridCol w:w="2612"/>
-        <w:gridCol w:w="3531"/>
-        <w:gridCol w:w="3578"/>
-        <w:gridCol w:w="3578"/>
+        <w:gridCol w:w="2100"/>
+        <w:gridCol w:w="2800"/>
+        <w:gridCol w:w="3300"/>
+        <w:gridCol w:w="2300"/>
       </w:tblGrid>
       <w:tr>
         <w:trPr>
@@ -82,7 +82,7 @@
         </w:trPr>
         <w:tc>
           <w:tcPr>
-            <w:tcW w:w="2058" w:type="dxa"/>
+            <w:tcW w:w="2100" w:type="dxa"/>
             <w:tcBorders>
               <w:top w:val="single" w:sz="9" w:space="0" w:color="CCCCCC"/>
               <w:left w:val="single" w:sz="9" w:space="0" w:color="CCCCCC"/>
@@ -116,7 +116,7 @@
                 <w:b/>
                 <w:bCs/>
                 <w:color w:val="FFFFFF"/>
-                <w:sz w:val="18"/>
+                <w:sz w:val="16"/>
                 <w:szCs w:val="18"/>
               </w:rPr>
               <w:t>Datak</w:t>
@@ -125,7 +125,7 @@
         </w:tc>
         <w:tc>
           <w:tcPr>
-            <w:tcW w:w="2782" w:type="dxa"/>
+            <w:tcW w:w="2800" w:type="dxa"/>
             <w:tcBorders>
               <w:top w:val="single" w:sz="8" w:space="0" w:color="CCCCCC"/>
               <w:left w:val="single" w:sz="9" w:space="0" w:color="CCCCCC"/>
@@ -142,20 +142,17 @@
             <w:vAlign w:val="center"/>
           </w:tcPr>
           <w:p>
-            <w:pPr>
-              <w:widowControl w:val="0"/>
-              <w:spacing w:line="240" w:lineRule="auto"/>
-              <w:rPr>
-                <w:rFonts w:ascii="Manrope" w:eastAsia="Manrope" w:hAnsi="Manrope" w:cs="Manrope"/>
-                <w:sz w:val="18"/>
-                <w:szCs w:val="18"/>
-              </w:rPr>
-            </w:pPr>
-          </w:p>
-        </w:tc>
-        <w:tc>
-          <w:tcPr>
-            <w:tcW w:w="2819" w:type="dxa"/>
+            <w:r>
+              <w:rPr>
+                <w:sz w:val="16"/>
+              </w:rPr>
+              <w:t>{{DATAK}}</w:t>
+            </w:r>
+          </w:p>
+        </w:tc>
+        <w:tc>
+          <w:tcPr>
+            <w:tcW w:w="3300" w:type="dxa"/>
             <w:tcBorders>
               <w:top w:val="single" w:sz="9" w:space="0" w:color="CCCCCC"/>
               <w:left w:val="single" w:sz="9" w:space="0" w:color="CCCCCC"/>
@@ -189,7 +186,7 @@
                 <w:b/>
                 <w:bCs/>
                 <w:color w:val="FFFFFF"/>
-                <w:sz w:val="18"/>
+                <w:sz w:val="16"/>
                 <w:szCs w:val="18"/>
               </w:rPr>
               <w:t>Ibilbidea</w:t>
@@ -199,7 +196,7 @@
         </w:tc>
         <w:tc>
           <w:tcPr>
-            <w:tcW w:w="2819" w:type="dxa"/>
+            <w:tcW w:w="2300" w:type="dxa"/>
             <w:tcBorders>
               <w:top w:val="single" w:sz="8" w:space="0" w:color="CCCCCC"/>
               <w:left w:val="single" w:sz="9" w:space="0" w:color="CCCCCC"/>
@@ -216,15 +213,12 @@
             <w:vAlign w:val="center"/>
           </w:tcPr>
           <w:p>
-            <w:pPr>
-              <w:widowControl w:val="0"/>
-              <w:spacing w:line="240" w:lineRule="auto"/>
-              <w:rPr>
-                <w:rFonts w:ascii="Manrope" w:eastAsia="Manrope" w:hAnsi="Manrope" w:cs="Manrope"/>
-                <w:sz w:val="18"/>
-                <w:szCs w:val="18"/>
-              </w:rPr>
-            </w:pPr>
+            <w:r>
+              <w:rPr>
+                <w:sz w:val="16"/>
+              </w:rPr>
+              <w:t>{{IBILBIDEA}}</w:t>
+            </w:r>
           </w:p>
         </w:tc>
       </w:tr>
@@ -234,7 +228,7 @@
         </w:trPr>
         <w:tc>
           <w:tcPr>
-            <w:tcW w:w="2058" w:type="dxa"/>
+            <w:tcW w:w="2100" w:type="dxa"/>
             <w:tcBorders>
               <w:top w:val="single" w:sz="9" w:space="0" w:color="CCCCCC"/>
               <w:left w:val="single" w:sz="9" w:space="0" w:color="CCCCCC"/>
@@ -269,13 +263,86 @@
                 <w:b/>
                 <w:bCs/>
                 <w:color w:val="FFFFFF"/>
-                <w:sz w:val="18"/>
+                <w:sz w:val="16"/>
                 <w:szCs w:val="18"/>
               </w:rPr>
               <w:t>Irakasle</w:t>
             </w:r>
             <w:proofErr w:type="spellEnd"/>
             <w:r>
+              <w:rPr>
+                <w:rFonts w:ascii="Manrope" w:eastAsia="Manrope" w:hAnsi="Manrope" w:cs="Manrope"/>
+                <w:b/>
+                <w:bCs/>
+                <w:color w:val="FFFFFF"/>
+                <w:sz w:val="16"/>
+                <w:szCs w:val="18"/>
+              </w:rPr>
+              <w:t xml:space="preserve"> </w:t>
+            </w:r>
+            <w:proofErr w:type="spellStart"/>
+            <w:r>
+              <w:rPr>
+                <w:rFonts w:ascii="Manrope" w:eastAsia="Manrope" w:hAnsi="Manrope" w:cs="Manrope"/>
+                <w:b/>
+                <w:bCs/>
+                <w:color w:val="FFFFFF"/>
+                <w:sz w:val="16"/>
+                <w:szCs w:val="18"/>
+              </w:rPr>
+              <w:t>kopurua</w:t>
+            </w:r>
+            <w:proofErr w:type="spellEnd"/>
+          </w:p>
+        </w:tc>
+        <w:tc>
+          <w:tcPr>
+            <w:tcW w:w="2800" w:type="dxa"/>
+            <w:tcBorders>
+              <w:top w:val="single" w:sz="8" w:space="0" w:color="CCCCCC"/>
+              <w:left w:val="single" w:sz="9" w:space="0" w:color="CCCCCC"/>
+              <w:bottom w:val="single" w:sz="8" w:space="0" w:color="CCCCCC"/>
+              <w:right w:val="single" w:sz="8" w:space="0" w:color="CCCCCC"/>
+            </w:tcBorders>
+            <w:shd w:val="clear" w:color="auto" w:fill="D9D9D9"/>
+            <w:tcMar>
+              <w:top w:w="17" w:type="dxa"/>
+              <w:left w:w="17" w:type="dxa"/>
+              <w:bottom w:w="17" w:type="dxa"/>
+              <w:right w:w="17" w:type="dxa"/>
+            </w:tcMar>
+            <w:vAlign w:val="center"/>
+          </w:tcPr>
+          <w:p>
+            <w:r>
+              <w:rPr>
+                <w:sz w:val="16"/>
+              </w:rPr>
+              <w:t>{{IRAKASLEAK}}</w:t>
+            </w:r>
+          </w:p>
+        </w:tc>
+        <w:tc>
+          <w:tcPr>
+            <w:tcW w:w="3300" w:type="dxa"/>
+            <w:tcBorders>
+              <w:top w:val="single" w:sz="9" w:space="0" w:color="CCCCCC"/>
+              <w:left w:val="single" w:sz="9" w:space="0" w:color="CCCCCC"/>
+              <w:bottom w:val="single" w:sz="9" w:space="0" w:color="CCCCCC"/>
+              <w:right w:val="single" w:sz="9" w:space="0" w:color="CCCCCC"/>
+            </w:tcBorders>
+            <w:shd w:val="clear" w:color="auto" w:fill="666666"/>
+            <w:tcMar>
+              <w:top w:w="17" w:type="dxa"/>
+              <w:left w:w="17" w:type="dxa"/>
+              <w:bottom w:w="17" w:type="dxa"/>
+              <w:right w:w="17" w:type="dxa"/>
+            </w:tcMar>
+            <w:vAlign w:val="center"/>
+          </w:tcPr>
+          <w:p>
+            <w:pPr>
+              <w:widowControl w:val="0"/>
               <w:rPr>
                 <w:rFonts w:ascii="Manrope" w:eastAsia="Manrope" w:hAnsi="Manrope" w:cs="Manrope"/>
                 <w:b/>
@@ -284,10 +351,99 @@
                 <w:sz w:val="18"/>
                 <w:szCs w:val="18"/>
               </w:rPr>
+            </w:pPr>
+            <w:proofErr w:type="spellStart"/>
+            <w:r>
+              <w:rPr>
+                <w:rFonts w:ascii="Manrope" w:eastAsia="Manrope" w:hAnsi="Manrope" w:cs="Manrope"/>
+                <w:b/>
+                <w:bCs/>
+                <w:color w:val="FFFFFF"/>
+                <w:sz w:val="16"/>
+                <w:szCs w:val="18"/>
+              </w:rPr>
+              <w:t>Begirale</w:t>
+            </w:r>
+            <w:proofErr w:type="spellEnd"/>
+            <w:r>
+              <w:rPr>
+                <w:rFonts w:ascii="Manrope" w:eastAsia="Manrope" w:hAnsi="Manrope" w:cs="Manrope"/>
+                <w:b/>
+                <w:bCs/>
+                <w:color w:val="FFFFFF"/>
+                <w:sz w:val="16"/>
+                <w:szCs w:val="18"/>
+              </w:rPr>
               <w:t xml:space="preserve"> </w:t>
             </w:r>
             <w:proofErr w:type="spellStart"/>
             <w:r>
+              <w:rPr>
+                <w:rFonts w:ascii="Manrope" w:eastAsia="Manrope" w:hAnsi="Manrope" w:cs="Manrope"/>
+                <w:b/>
+                <w:bCs/>
+                <w:color w:val="FFFFFF"/>
+                <w:sz w:val="16"/>
+                <w:szCs w:val="18"/>
+              </w:rPr>
+              <w:t>kopurua</w:t>
+            </w:r>
+            <w:proofErr w:type="spellEnd"/>
+          </w:p>
+        </w:tc>
+        <w:tc>
+          <w:tcPr>
+            <w:tcW w:w="2300" w:type="dxa"/>
+            <w:tcBorders>
+              <w:top w:val="single" w:sz="8" w:space="0" w:color="CCCCCC"/>
+              <w:left w:val="single" w:sz="9" w:space="0" w:color="CCCCCC"/>
+              <w:bottom w:val="single" w:sz="8" w:space="0" w:color="CCCCCC"/>
+              <w:right w:val="single" w:sz="8" w:space="0" w:color="CCCCCC"/>
+            </w:tcBorders>
+            <w:shd w:val="clear" w:color="auto" w:fill="D9D9D9"/>
+            <w:tcMar>
+              <w:top w:w="17" w:type="dxa"/>
+              <w:left w:w="17" w:type="dxa"/>
+              <w:bottom w:w="17" w:type="dxa"/>
+              <w:right w:w="17" w:type="dxa"/>
+            </w:tcMar>
+            <w:vAlign w:val="center"/>
+          </w:tcPr>
+          <w:p>
+            <w:r>
+              <w:rPr>
+                <w:sz w:val="16"/>
+              </w:rPr>
+              <w:t>{{BEGIRALEAK}}</w:t>
+            </w:r>
+          </w:p>
+        </w:tc>
+      </w:tr>
+      <w:tr>
+        <w:trPr>
+          <w:trHeight w:val="296"/>
+        </w:trPr>
+        <w:tc>
+          <w:tcPr>
+            <w:tcW w:w="2100" w:type="dxa"/>
+            <w:tcBorders>
+              <w:top w:val="single" w:sz="9" w:space="0" w:color="CCCCCC"/>
+              <w:left w:val="single" w:sz="9" w:space="0" w:color="CCCCCC"/>
+              <w:bottom w:val="single" w:sz="9" w:space="0" w:color="CCCCCC"/>
+              <w:right w:val="single" w:sz="9" w:space="0" w:color="CCCCCC"/>
+            </w:tcBorders>
+            <w:shd w:val="clear" w:color="auto" w:fill="666666"/>
+            <w:tcMar>
+              <w:top w:w="17" w:type="dxa"/>
+              <w:left w:w="17" w:type="dxa"/>
+              <w:bottom w:w="17" w:type="dxa"/>
+              <w:right w:w="17" w:type="dxa"/>
+            </w:tcMar>
+            <w:vAlign w:val="center"/>
+          </w:tcPr>
+          <w:p>
+            <w:pPr>
+              <w:widowControl w:val="0"/>
               <w:rPr>
                 <w:rFonts w:ascii="Manrope" w:eastAsia="Manrope" w:hAnsi="Manrope" w:cs="Manrope"/>
                 <w:b/>
@@ -296,6 +452,41 @@
                 <w:sz w:val="18"/>
                 <w:szCs w:val="18"/>
               </w:rPr>
+            </w:pPr>
+            <w:proofErr w:type="spellStart"/>
+            <w:r>
+              <w:rPr>
+                <w:rFonts w:ascii="Manrope" w:eastAsia="Manrope" w:hAnsi="Manrope" w:cs="Manrope"/>
+                <w:b/>
+                <w:bCs/>
+                <w:color w:val="FFFFFF"/>
+                <w:sz w:val="16"/>
+                <w:szCs w:val="18"/>
+              </w:rPr>
+              <w:t>Ikasle</w:t>
+            </w:r>
+            <w:proofErr w:type="spellEnd"/>
+            <w:r>
+              <w:rPr>
+                <w:rFonts w:ascii="Manrope" w:eastAsia="Manrope" w:hAnsi="Manrope" w:cs="Manrope"/>
+                <w:b/>
+                <w:bCs/>
+                <w:color w:val="FFFFFF"/>
+                <w:sz w:val="16"/>
+                <w:szCs w:val="18"/>
+              </w:rPr>
+              <w:t xml:space="preserve"> </w:t>
+            </w:r>
+            <w:proofErr w:type="spellStart"/>
+            <w:r>
+              <w:rPr>
+                <w:rFonts w:ascii="Manrope" w:eastAsia="Manrope" w:hAnsi="Manrope" w:cs="Manrope"/>
+                <w:b/>
+                <w:bCs/>
+                <w:color w:val="FFFFFF"/>
+                <w:sz w:val="16"/>
+                <w:szCs w:val="18"/>
+              </w:rPr>
               <w:t>kopurua</w:t>
             </w:r>
             <w:proofErr w:type="spellEnd"/>
@@ -303,7 +494,7 @@
         </w:tc>
         <w:tc>
           <w:tcPr>
-            <w:tcW w:w="2782" w:type="dxa"/>
+            <w:tcW w:w="2800" w:type="dxa"/>
             <w:tcBorders>
               <w:top w:val="single" w:sz="8" w:space="0" w:color="CCCCCC"/>
               <w:left w:val="single" w:sz="9" w:space="0" w:color="CCCCCC"/>
@@ -320,20 +511,17 @@
             <w:vAlign w:val="center"/>
           </w:tcPr>
           <w:p>
-            <w:pPr>
-              <w:widowControl w:val="0"/>
-              <w:spacing w:line="240" w:lineRule="auto"/>
-              <w:rPr>
-                <w:rFonts w:ascii="Manrope" w:eastAsia="Manrope" w:hAnsi="Manrope" w:cs="Manrope"/>
-                <w:sz w:val="18"/>
-                <w:szCs w:val="18"/>
-              </w:rPr>
-            </w:pPr>
-          </w:p>
-        </w:tc>
-        <w:tc>
-          <w:tcPr>
-            <w:tcW w:w="2819" w:type="dxa"/>
+            <w:r>
+              <w:rPr>
+                <w:sz w:val="16"/>
+              </w:rPr>
+              <w:t>{{IKASLEAK}}</w:t>
+            </w:r>
+          </w:p>
+        </w:tc>
+        <w:tc>
+          <w:tcPr>
+            <w:tcW w:w="3300" w:type="dxa"/>
             <w:tcBorders>
               <w:top w:val="single" w:sz="9" w:space="0" w:color="CCCCCC"/>
               <w:left w:val="single" w:sz="9" w:space="0" w:color="CCCCCC"/>
@@ -368,10 +556,10 @@
                 <w:b/>
                 <w:bCs/>
                 <w:color w:val="FFFFFF"/>
-                <w:sz w:val="18"/>
+                <w:sz w:val="16"/>
                 <w:szCs w:val="18"/>
               </w:rPr>
-              <w:t>Begirale</w:t>
+              <w:t>Autobus</w:t>
             </w:r>
             <w:proofErr w:type="spellEnd"/>
             <w:r>
@@ -380,7 +568,7 @@
                 <w:b/>
                 <w:bCs/>
                 <w:color w:val="FFFFFF"/>
-                <w:sz w:val="18"/>
+                <w:sz w:val="16"/>
                 <w:szCs w:val="18"/>
               </w:rPr>
               <w:t xml:space="preserve"> </w:t>
@@ -392,79 +580,23 @@
                 <w:b/>
                 <w:bCs/>
                 <w:color w:val="FFFFFF"/>
-                <w:sz w:val="18"/>
+                <w:sz w:val="16"/>
                 <w:szCs w:val="18"/>
               </w:rPr>
-              <w:t>kopurua</w:t>
+              <w:t>gidari</w:t>
             </w:r>
             <w:proofErr w:type="spellEnd"/>
-          </w:p>
-        </w:tc>
-        <w:tc>
-          <w:tcPr>
-            <w:tcW w:w="2819" w:type="dxa"/>
-            <w:tcBorders>
-              <w:top w:val="single" w:sz="8" w:space="0" w:color="CCCCCC"/>
-              <w:left w:val="single" w:sz="9" w:space="0" w:color="CCCCCC"/>
-              <w:bottom w:val="single" w:sz="8" w:space="0" w:color="CCCCCC"/>
-              <w:right w:val="single" w:sz="8" w:space="0" w:color="CCCCCC"/>
-            </w:tcBorders>
-            <w:shd w:val="clear" w:color="auto" w:fill="D9D9D9"/>
-            <w:tcMar>
-              <w:top w:w="17" w:type="dxa"/>
-              <w:left w:w="17" w:type="dxa"/>
-              <w:bottom w:w="17" w:type="dxa"/>
-              <w:right w:w="17" w:type="dxa"/>
-            </w:tcMar>
-            <w:vAlign w:val="center"/>
-          </w:tcPr>
-          <w:p>
-            <w:pPr>
-              <w:widowControl w:val="0"/>
-              <w:spacing w:line="240" w:lineRule="auto"/>
-              <w:rPr>
-                <w:rFonts w:ascii="Manrope" w:eastAsia="Manrope" w:hAnsi="Manrope" w:cs="Manrope"/>
-                <w:sz w:val="18"/>
-                <w:szCs w:val="18"/>
-              </w:rPr>
-            </w:pPr>
-          </w:p>
-        </w:tc>
-      </w:tr>
-      <w:tr>
-        <w:trPr>
-          <w:trHeight w:val="296"/>
-        </w:trPr>
-        <w:tc>
-          <w:tcPr>
-            <w:tcW w:w="2058" w:type="dxa"/>
-            <w:tcBorders>
-              <w:top w:val="single" w:sz="9" w:space="0" w:color="CCCCCC"/>
-              <w:left w:val="single" w:sz="9" w:space="0" w:color="CCCCCC"/>
-              <w:bottom w:val="single" w:sz="9" w:space="0" w:color="CCCCCC"/>
-              <w:right w:val="single" w:sz="9" w:space="0" w:color="CCCCCC"/>
-            </w:tcBorders>
-            <w:shd w:val="clear" w:color="auto" w:fill="666666"/>
-            <w:tcMar>
-              <w:top w:w="17" w:type="dxa"/>
-              <w:left w:w="17" w:type="dxa"/>
-              <w:bottom w:w="17" w:type="dxa"/>
-              <w:right w:w="17" w:type="dxa"/>
-            </w:tcMar>
-            <w:vAlign w:val="center"/>
-          </w:tcPr>
-          <w:p>
-            <w:pPr>
-              <w:widowControl w:val="0"/>
+            <w:r>
               <w:rPr>
                 <w:rFonts w:ascii="Manrope" w:eastAsia="Manrope" w:hAnsi="Manrope" w:cs="Manrope"/>
                 <w:b/>
                 <w:bCs/>
                 <w:color w:val="FFFFFF"/>
-                <w:sz w:val="18"/>
+                <w:sz w:val="16"/>
                 <w:szCs w:val="18"/>
               </w:rPr>
-            </w:pPr>
+              <w:t xml:space="preserve"> </w:t>
+            </w:r>
             <w:proofErr w:type="spellStart"/>
             <w:r>
               <w:rPr>
@@ -472,41 +604,17 @@
                 <w:b/>
                 <w:bCs/>
                 <w:color w:val="FFFFFF"/>
-                <w:sz w:val="18"/>
+                <w:sz w:val="16"/>
                 <w:szCs w:val="18"/>
               </w:rPr>
-              <w:t>Ikasle</w:t>
+              <w:t>kopurua</w:t>
             </w:r>
             <w:proofErr w:type="spellEnd"/>
-            <w:r>
-              <w:rPr>
-                <w:rFonts w:ascii="Manrope" w:eastAsia="Manrope" w:hAnsi="Manrope" w:cs="Manrope"/>
-                <w:b/>
-                <w:bCs/>
-                <w:color w:val="FFFFFF"/>
-                <w:sz w:val="18"/>
-                <w:szCs w:val="18"/>
-              </w:rPr>
-              <w:t xml:space="preserve"> </w:t>
-            </w:r>
-            <w:proofErr w:type="spellStart"/>
-            <w:r>
-              <w:rPr>
-                <w:rFonts w:ascii="Manrope" w:eastAsia="Manrope" w:hAnsi="Manrope" w:cs="Manrope"/>
-                <w:b/>
-                <w:bCs/>
-                <w:color w:val="FFFFFF"/>
-                <w:sz w:val="18"/>
-                <w:szCs w:val="18"/>
-              </w:rPr>
-              <w:t>kopurua</w:t>
-            </w:r>
-            <w:proofErr w:type="spellEnd"/>
-          </w:p>
-        </w:tc>
-        <w:tc>
-          <w:tcPr>
-            <w:tcW w:w="2782" w:type="dxa"/>
+          </w:p>
+        </w:tc>
+        <w:tc>
+          <w:tcPr>
+            <w:tcW w:w="2300" w:type="dxa"/>
             <w:tcBorders>
               <w:top w:val="single" w:sz="8" w:space="0" w:color="CCCCCC"/>
               <w:left w:val="single" w:sz="9" w:space="0" w:color="CCCCCC"/>
@@ -523,138 +631,12 @@
             <w:vAlign w:val="center"/>
           </w:tcPr>
           <w:p>
-            <w:pPr>
-              <w:widowControl w:val="0"/>
-              <w:spacing w:line="240" w:lineRule="auto"/>
-              <w:rPr>
-                <w:rFonts w:ascii="Manrope" w:eastAsia="Manrope" w:hAnsi="Manrope" w:cs="Manrope"/>
-                <w:sz w:val="18"/>
-                <w:szCs w:val="18"/>
-              </w:rPr>
-            </w:pPr>
-          </w:p>
-        </w:tc>
-        <w:tc>
-          <w:tcPr>
-            <w:tcW w:w="2819" w:type="dxa"/>
-            <w:tcBorders>
-              <w:top w:val="single" w:sz="9" w:space="0" w:color="CCCCCC"/>
-              <w:left w:val="single" w:sz="9" w:space="0" w:color="CCCCCC"/>
-              <w:bottom w:val="single" w:sz="9" w:space="0" w:color="CCCCCC"/>
-              <w:right w:val="single" w:sz="9" w:space="0" w:color="CCCCCC"/>
-            </w:tcBorders>
-            <w:shd w:val="clear" w:color="auto" w:fill="666666"/>
-            <w:tcMar>
-              <w:top w:w="17" w:type="dxa"/>
-              <w:left w:w="17" w:type="dxa"/>
-              <w:bottom w:w="17" w:type="dxa"/>
-              <w:right w:w="17" w:type="dxa"/>
-            </w:tcMar>
-            <w:vAlign w:val="center"/>
-          </w:tcPr>
-          <w:p>
-            <w:pPr>
-              <w:widowControl w:val="0"/>
-              <w:rPr>
-                <w:rFonts w:ascii="Manrope" w:eastAsia="Manrope" w:hAnsi="Manrope" w:cs="Manrope"/>
-                <w:b/>
-                <w:bCs/>
-                <w:color w:val="FFFFFF"/>
-                <w:sz w:val="18"/>
-                <w:szCs w:val="18"/>
-              </w:rPr>
-            </w:pPr>
-            <w:proofErr w:type="spellStart"/>
-            <w:r>
-              <w:rPr>
-                <w:rFonts w:ascii="Manrope" w:eastAsia="Manrope" w:hAnsi="Manrope" w:cs="Manrope"/>
-                <w:b/>
-                <w:bCs/>
-                <w:color w:val="FFFFFF"/>
-                <w:sz w:val="18"/>
-                <w:szCs w:val="18"/>
-              </w:rPr>
-              <w:t>Autobus</w:t>
-            </w:r>
-            <w:proofErr w:type="spellEnd"/>
-            <w:r>
-              <w:rPr>
-                <w:rFonts w:ascii="Manrope" w:eastAsia="Manrope" w:hAnsi="Manrope" w:cs="Manrope"/>
-                <w:b/>
-                <w:bCs/>
-                <w:color w:val="FFFFFF"/>
-                <w:sz w:val="18"/>
-                <w:szCs w:val="18"/>
-              </w:rPr>
-              <w:t xml:space="preserve"> </w:t>
-            </w:r>
-            <w:proofErr w:type="spellStart"/>
-            <w:r>
-              <w:rPr>
-                <w:rFonts w:ascii="Manrope" w:eastAsia="Manrope" w:hAnsi="Manrope" w:cs="Manrope"/>
-                <w:b/>
-                <w:bCs/>
-                <w:color w:val="FFFFFF"/>
-                <w:sz w:val="18"/>
-                <w:szCs w:val="18"/>
-              </w:rPr>
-              <w:t>gidari</w:t>
-            </w:r>
-            <w:proofErr w:type="spellEnd"/>
-            <w:r>
-              <w:rPr>
-                <w:rFonts w:ascii="Manrope" w:eastAsia="Manrope" w:hAnsi="Manrope" w:cs="Manrope"/>
-                <w:b/>
-                <w:bCs/>
-                <w:color w:val="FFFFFF"/>
-                <w:sz w:val="18"/>
-                <w:szCs w:val="18"/>
-              </w:rPr>
-              <w:t xml:space="preserve"> </w:t>
-            </w:r>
-            <w:proofErr w:type="spellStart"/>
-            <w:r>
-              <w:rPr>
-                <w:rFonts w:ascii="Manrope" w:eastAsia="Manrope" w:hAnsi="Manrope" w:cs="Manrope"/>
-                <w:b/>
-                <w:bCs/>
-                <w:color w:val="FFFFFF"/>
-                <w:sz w:val="18"/>
-                <w:szCs w:val="18"/>
-              </w:rPr>
-              <w:t>kopurua</w:t>
-            </w:r>
-            <w:proofErr w:type="spellEnd"/>
-          </w:p>
-        </w:tc>
-        <w:tc>
-          <w:tcPr>
-            <w:tcW w:w="2819" w:type="dxa"/>
-            <w:tcBorders>
-              <w:top w:val="single" w:sz="8" w:space="0" w:color="CCCCCC"/>
-              <w:left w:val="single" w:sz="9" w:space="0" w:color="CCCCCC"/>
-              <w:bottom w:val="single" w:sz="8" w:space="0" w:color="CCCCCC"/>
-              <w:right w:val="single" w:sz="8" w:space="0" w:color="CCCCCC"/>
-            </w:tcBorders>
-            <w:shd w:val="clear" w:color="auto" w:fill="D9D9D9"/>
-            <w:tcMar>
-              <w:top w:w="17" w:type="dxa"/>
-              <w:left w:w="17" w:type="dxa"/>
-              <w:bottom w:w="17" w:type="dxa"/>
-              <w:right w:w="17" w:type="dxa"/>
-            </w:tcMar>
-            <w:vAlign w:val="center"/>
-          </w:tcPr>
-          <w:p>
-            <w:pPr>
-              <w:widowControl w:val="0"/>
-              <w:spacing w:line="240" w:lineRule="auto"/>
-              <w:rPr>
-                <w:rFonts w:ascii="Manrope" w:eastAsia="Manrope" w:hAnsi="Manrope" w:cs="Manrope"/>
-                <w:sz w:val="18"/>
-                <w:szCs w:val="18"/>
-              </w:rPr>
-            </w:pPr>
+            <w:r>
+              <w:rPr>
+                <w:sz w:val="16"/>
+              </w:rPr>
+              <w:t>{{GIDARIAK}}</w:t>
+            </w:r>
           </w:p>
         </w:tc>
       </w:tr>
@@ -769,7 +751,7 @@
                 <w:sz w:val="18"/>
                 <w:szCs w:val="18"/>
               </w:rPr>
-              <w:t xml:space="preserve">{{Ost_Ostala_1}} </w:t>
+              <w:t xml:space="preserve">{{OST_OSTALA_1}} </w:t>
             </w:r>
           </w:p>
         </w:tc>
@@ -811,7 +793,7 @@
                 <w:sz w:val="18"/>
                 <w:szCs w:val="18"/>
               </w:rPr>
-              <w:t xml:space="preserve">{{Ost_Ostala_2}} </w:t>
+              <w:t xml:space="preserve">{{OST_OSTALA_2}} </w:t>
             </w:r>
           </w:p>
         </w:tc>
@@ -853,7 +835,7 @@
                 <w:sz w:val="18"/>
                 <w:szCs w:val="18"/>
               </w:rPr>
-              <w:t xml:space="preserve">{{Ost_Ostala_3}} </w:t>
+              <w:t xml:space="preserve">{{OST_OSTALA_3}} </w:t>
             </w:r>
           </w:p>
         </w:tc>
@@ -947,7 +929,7 @@
                 <w:sz w:val="16"/>
                 <w:szCs w:val="16"/>
               </w:rPr>
-              <w:t>{{ost_bonoa_1}}</w:t>
+              <w:t>{{OST_BONOA_1}}</w:t>
             </w:r>
           </w:p>
         </w:tc>
@@ -985,7 +967,7 @@
                 <w:sz w:val="16"/>
                 <w:szCs w:val="16"/>
               </w:rPr>
-              <w:t>{{ost_bonoa_2}}</w:t>
+              <w:t>{{OST_BONOA_2}}</w:t>
             </w:r>
           </w:p>
         </w:tc>
@@ -1023,7 +1005,7 @@
                 <w:sz w:val="16"/>
                 <w:szCs w:val="16"/>
               </w:rPr>
-              <w:t>{{ost_bonoa_3}}</w:t>
+              <w:t>{{OST_BONOA_3}}</w:t>
             </w:r>
           </w:p>
         </w:tc>
@@ -1101,7 +1083,7 @@
                 <w:sz w:val="16"/>
                 <w:szCs w:val="16"/>
               </w:rPr>
-              <w:t>{{ost_helbidea_1}}</w:t>
+              <w:t>{{OST_HELBIDEA_1}}</w:t>
             </w:r>
           </w:p>
         </w:tc>
@@ -1139,7 +1121,7 @@
                 <w:sz w:val="16"/>
                 <w:szCs w:val="16"/>
               </w:rPr>
-              <w:t>{{ost_helbidea_2}}</w:t>
+              <w:t>{{OST_HELBIDEA_2}}</w:t>
             </w:r>
           </w:p>
         </w:tc>
@@ -1177,7 +1159,7 @@
                 <w:sz w:val="16"/>
                 <w:szCs w:val="16"/>
               </w:rPr>
-              <w:t>{{ost_helbidea_3}}</w:t>
+              <w:t>{{OST_HELBIDEA_3}}</w:t>
             </w:r>
           </w:p>
         </w:tc>
@@ -1255,7 +1237,7 @@
                 <w:sz w:val="16"/>
                 <w:szCs w:val="16"/>
               </w:rPr>
-              <w:t>{{ost_lokalizatzailea_1}}</w:t>
+              <w:t>{{OST_LOKALIZATZAILEA_1}}</w:t>
             </w:r>
           </w:p>
         </w:tc>
@@ -1293,7 +1275,7 @@
                 <w:sz w:val="16"/>
                 <w:szCs w:val="16"/>
               </w:rPr>
-              <w:t>{{ost_lokalizatzailea_2}}</w:t>
+              <w:t>{{OST_LOKALIZATZAILEA_2}}</w:t>
             </w:r>
           </w:p>
         </w:tc>
@@ -1331,7 +1313,7 @@
                 <w:sz w:val="16"/>
                 <w:szCs w:val="16"/>
               </w:rPr>
-              <w:t>{{ost_lokalizatzailea_3}}</w:t>
+              <w:t>{{OST_LOKALIZATZAILEA_3}}</w:t>
             </w:r>
           </w:p>
         </w:tc>
@@ -1409,7 +1391,7 @@
                 <w:sz w:val="16"/>
                 <w:szCs w:val="16"/>
               </w:rPr>
-              <w:t>{{ost_gauak_1}}</w:t>
+              <w:t>{{OST_GAUAK_1}}</w:t>
             </w:r>
           </w:p>
         </w:tc>
@@ -1447,7 +1429,7 @@
                 <w:sz w:val="16"/>
                 <w:szCs w:val="16"/>
               </w:rPr>
-              <w:t>{{ost_gauak_2}}</w:t>
+              <w:t>{{OST_GAUAK_2}}</w:t>
             </w:r>
           </w:p>
         </w:tc>
@@ -1485,7 +1467,7 @@
                 <w:sz w:val="16"/>
                 <w:szCs w:val="16"/>
               </w:rPr>
-              <w:t>{{ost_gauak_3}}</w:t>
+              <w:t>{{OST_GAUAK_3}}</w:t>
             </w:r>
           </w:p>
         </w:tc>
@@ -1561,7 +1543,7 @@
                 <w:sz w:val="16"/>
                 <w:szCs w:val="16"/>
               </w:rPr>
-              <w:t>{{ost_datak_1}}</w:t>
+              <w:t>{{OST_DATAK_1}}</w:t>
             </w:r>
           </w:p>
         </w:tc>
@@ -1599,7 +1581,7 @@
                 <w:sz w:val="16"/>
                 <w:szCs w:val="16"/>
               </w:rPr>
-              <w:t>{{ost_datak_2}}</w:t>
+              <w:t>{{OST_DATAK_2}}</w:t>
             </w:r>
           </w:p>
         </w:tc>
@@ -1637,7 +1619,7 @@
                 <w:sz w:val="16"/>
                 <w:szCs w:val="16"/>
               </w:rPr>
-              <w:t>{{ost_datak_3}}</w:t>
+              <w:t>{{OST_DATAK_3}}</w:t>
             </w:r>
           </w:p>
         </w:tc>
@@ -1713,7 +1695,7 @@
                 <w:sz w:val="16"/>
                 <w:szCs w:val="16"/>
               </w:rPr>
-              <w:t>{{ost_gelak_1}}</w:t>
+              <w:t>{{OST_GELAK_1}}</w:t>
             </w:r>
           </w:p>
         </w:tc>
@@ -1751,7 +1733,7 @@
                 <w:sz w:val="16"/>
                 <w:szCs w:val="16"/>
               </w:rPr>
-              <w:t>{{ost_gelak_2}}</w:t>
+              <w:t>{{OST_GELAK_2}}</w:t>
             </w:r>
           </w:p>
         </w:tc>
@@ -1789,7 +1771,7 @@
                 <w:sz w:val="16"/>
                 <w:szCs w:val="16"/>
               </w:rPr>
-              <w:t>{{ost_gelak_3}}</w:t>
+              <w:t>{{OST_GELAK_3}}</w:t>
             </w:r>
           </w:p>
         </w:tc>
@@ -1867,7 +1849,7 @@
                 <w:sz w:val="16"/>
                 <w:szCs w:val="16"/>
               </w:rPr>
-              <w:t>{{ost_gosaria_1}}</w:t>
+              <w:t>{{OST_GOSARIA_1}}</w:t>
             </w:r>
           </w:p>
         </w:tc>
@@ -1905,7 +1887,7 @@
                 <w:sz w:val="16"/>
                 <w:szCs w:val="16"/>
               </w:rPr>
-              <w:t>{{ost_gosaria_2}}</w:t>
+              <w:t>{{OST_GOSARIA_2}}</w:t>
             </w:r>
           </w:p>
         </w:tc>
@@ -1943,7 +1925,7 @@
                 <w:sz w:val="16"/>
                 <w:szCs w:val="16"/>
               </w:rPr>
-              <w:t>{{ost_gosaria_3}}</w:t>
+              <w:t>{{OST_GOSARIA_3}}</w:t>
             </w:r>
           </w:p>
         </w:tc>
@@ -2029,7 +2011,7 @@
                 <w:sz w:val="16"/>
                 <w:szCs w:val="16"/>
               </w:rPr>
-              <w:t>{{ost_bazkaria_1}}</w:t>
+              <w:t>{{OST_BAZKARIA_1}}</w:t>
             </w:r>
           </w:p>
         </w:tc>
@@ -2067,7 +2049,7 @@
                 <w:sz w:val="16"/>
                 <w:szCs w:val="16"/>
               </w:rPr>
-              <w:t>{{ost_bazkaria_2}}</w:t>
+              <w:t>{{OST_BAZKARIA_2}}</w:t>
             </w:r>
           </w:p>
         </w:tc>
@@ -2105,7 +2087,7 @@
                 <w:sz w:val="16"/>
                 <w:szCs w:val="16"/>
               </w:rPr>
-              <w:t>{{ost_bazkaria_3}}</w:t>
+              <w:t>{{OST_BAZKARIA_3}}</w:t>
             </w:r>
           </w:p>
         </w:tc>
@@ -2183,7 +2165,7 @@
                 <w:sz w:val="16"/>
                 <w:szCs w:val="16"/>
               </w:rPr>
-              <w:t>{{ost_afaria_1}}</w:t>
+              <w:t>{{OST_AFARIA_1}}</w:t>
             </w:r>
           </w:p>
         </w:tc>
@@ -2221,7 +2203,7 @@
                 <w:sz w:val="16"/>
                 <w:szCs w:val="16"/>
               </w:rPr>
-              <w:t>{{ost_afaria_2}}</w:t>
+              <w:t>{{OST_AFARIA_2}}</w:t>
             </w:r>
           </w:p>
         </w:tc>
@@ -2259,7 +2241,7 @@
                 <w:sz w:val="16"/>
                 <w:szCs w:val="16"/>
               </w:rPr>
-              <w:t>{{ost_afaria_3}}</w:t>
+              <w:t>{{OST_AFARIA_3}}</w:t>
             </w:r>
           </w:p>
         </w:tc>
@@ -2337,7 +2319,7 @@
                 <w:sz w:val="16"/>
                 <w:szCs w:val="16"/>
               </w:rPr>
-              <w:t>{{ost_fidantza_1}}</w:t>
+              <w:t>{{OST_FIDANTZA_1}}</w:t>
             </w:r>
           </w:p>
         </w:tc>
@@ -2375,7 +2357,7 @@
                 <w:sz w:val="16"/>
                 <w:szCs w:val="16"/>
               </w:rPr>
-              <w:t>{{ost_fidantza_2}}</w:t>
+              <w:t>{{OST_FIDANTZA_2}}</w:t>
             </w:r>
           </w:p>
         </w:tc>
@@ -2413,7 +2395,7 @@
                 <w:sz w:val="16"/>
                 <w:szCs w:val="16"/>
               </w:rPr>
-              <w:t>{{ost_fidantza_3}}</w:t>
+              <w:t>{{OST_FIDANTZA_3}}</w:t>
             </w:r>
           </w:p>
         </w:tc>
@@ -2499,7 +2481,7 @@
                 <w:sz w:val="16"/>
                 <w:szCs w:val="16"/>
               </w:rPr>
-              <w:t>{{ost_checkin_1}}</w:t>
+              <w:t>{{OST_CHECKIN_1}}</w:t>
             </w:r>
           </w:p>
         </w:tc>
@@ -2537,7 +2519,7 @@
                 <w:sz w:val="16"/>
                 <w:szCs w:val="16"/>
               </w:rPr>
-              <w:t>{{ost_checkin_2}}</w:t>
+              <w:t>{{OST_CHECKIN_2}}</w:t>
             </w:r>
           </w:p>
         </w:tc>
@@ -2575,7 +2557,7 @@
                 <w:sz w:val="16"/>
                 <w:szCs w:val="16"/>
               </w:rPr>
-              <w:t>{{ost_checkin_3}}</w:t>
+              <w:t>{{OST_CHECKIN_3}}</w:t>
             </w:r>
           </w:p>
         </w:tc>
@@ -2679,7 +2661,7 @@
                 <w:sz w:val="16"/>
                 <w:szCs w:val="16"/>
               </w:rPr>
-              <w:t>{{ost_checkout_1}}</w:t>
+              <w:t>{{OST_CHECKOUT_1}}</w:t>
             </w:r>
           </w:p>
         </w:tc>
@@ -2717,7 +2699,7 @@
                 <w:sz w:val="16"/>
                 <w:szCs w:val="16"/>
               </w:rPr>
-              <w:t>{{ost_checkout_2}}</w:t>
+              <w:t>{{OST_CHECKOUT_2}}</w:t>
             </w:r>
           </w:p>
         </w:tc>
@@ -2755,7 +2737,7 @@
                 <w:sz w:val="16"/>
                 <w:szCs w:val="16"/>
               </w:rPr>
-              <w:t>{{ost_checkout_3}}</w:t>
+              <w:t>{{OST_CHECKOUT_3}}</w:t>
             </w:r>
           </w:p>
         </w:tc>
@@ -2877,7 +2859,7 @@
                 <w:sz w:val="16"/>
                 <w:szCs w:val="16"/>
               </w:rPr>
-              <w:t>{{ost_doc_1}}</w:t>
+              <w:t>{{OST_DOC_1}}</w:t>
             </w:r>
           </w:p>
         </w:tc>
@@ -2915,7 +2897,7 @@
                 <w:sz w:val="16"/>
                 <w:szCs w:val="16"/>
               </w:rPr>
-              <w:t>{{ost_doc_2}}</w:t>
+              <w:t>{{OST_DOC_2}}</w:t>
             </w:r>
           </w:p>
         </w:tc>
@@ -2953,7 +2935,7 @@
                 <w:sz w:val="16"/>
                 <w:szCs w:val="16"/>
               </w:rPr>
-              <w:t>{{ost_doc_3}}</w:t>
+              <w:t>{{OST_DOC_3}}</w:t>
             </w:r>
           </w:p>
         </w:tc>
@@ -3049,7 +3031,7 @@
                 <w:sz w:val="16"/>
                 <w:szCs w:val="16"/>
               </w:rPr>
-              <w:t>{{ost_luggage_1}}</w:t>
+              <w:t>{{OST_LUGGAGE_1}}</w:t>
             </w:r>
           </w:p>
         </w:tc>
@@ -3087,7 +3069,7 @@
                 <w:sz w:val="16"/>
                 <w:szCs w:val="16"/>
               </w:rPr>
-              <w:t>{{ost_luggage_2}}</w:t>
+              <w:t>{{OST_LUGGAGE_2}}</w:t>
             </w:r>
           </w:p>
         </w:tc>
@@ -3125,7 +3107,7 @@
                 <w:sz w:val="16"/>
                 <w:szCs w:val="16"/>
               </w:rPr>
-              <w:t>{{ost_luggage_3}}</w:t>
+              <w:t>{{OST_LUGGAGE_3}}</w:t>
             </w:r>
           </w:p>
         </w:tc>
@@ -3221,7 +3203,7 @@
                 <w:sz w:val="16"/>
                 <w:szCs w:val="16"/>
               </w:rPr>
-              <w:t>{{ost_harrera_1}}</w:t>
+              <w:t>{{OST_HARRERA_1}}</w:t>
             </w:r>
           </w:p>
         </w:tc>
@@ -3259,7 +3241,7 @@
                 <w:sz w:val="16"/>
                 <w:szCs w:val="16"/>
               </w:rPr>
-              <w:t>{{ost_harrera_2}}</w:t>
+              <w:t>{{OST_HARRERA_2}}</w:t>
             </w:r>
           </w:p>
         </w:tc>
@@ -3297,7 +3279,7 @@
                 <w:sz w:val="16"/>
                 <w:szCs w:val="16"/>
               </w:rPr>
-              <w:t>{{ost_harrera_3}}</w:t>
+              <w:t>{{OST_HARRERA_3}}</w:t>
             </w:r>
           </w:p>
         </w:tc>
@@ -3401,7 +3383,7 @@
                 <w:sz w:val="16"/>
                 <w:szCs w:val="16"/>
               </w:rPr>
-              <w:t>{{ost_toallak_1}}</w:t>
+              <w:t>{{OST_TOALLAK_1}}</w:t>
             </w:r>
           </w:p>
         </w:tc>
@@ -3439,7 +3421,7 @@
                 <w:sz w:val="16"/>
                 <w:szCs w:val="16"/>
               </w:rPr>
-              <w:t>{{ost_toallak_2}}</w:t>
+              <w:t>{{OST_TOALLAK_2}}</w:t>
             </w:r>
           </w:p>
         </w:tc>
@@ -3477,7 +3459,7 @@
                 <w:sz w:val="16"/>
                 <w:szCs w:val="16"/>
               </w:rPr>
-              <w:t>{{ost_toallak_3}}</w:t>
+              <w:t>{{OST_TOALLAK_3}}</w:t>
             </w:r>
           </w:p>
         </w:tc>
@@ -3571,7 +3553,7 @@
                 <w:sz w:val="16"/>
                 <w:szCs w:val="16"/>
               </w:rPr>
-              <w:t>{{ost_izarak_1}}</w:t>
+              <w:t>{{OST_IZARAK_1}}</w:t>
             </w:r>
           </w:p>
         </w:tc>
@@ -3609,7 +3591,7 @@
                 <w:sz w:val="16"/>
                 <w:szCs w:val="16"/>
               </w:rPr>
-              <w:t>{{ost_izarak_2}}</w:t>
+              <w:t>{{OST_IZARAK_2}}</w:t>
             </w:r>
           </w:p>
         </w:tc>
@@ -3647,7 +3629,7 @@
                 <w:sz w:val="16"/>
                 <w:szCs w:val="16"/>
               </w:rPr>
-              <w:t>{{ost_izarak_3}}</w:t>
+              <w:t>{{OST_IZARAK_3}}</w:t>
             </w:r>
           </w:p>
         </w:tc>
@@ -3734,7 +3716,7 @@
                 <w:sz w:val="16"/>
                 <w:szCs w:val="16"/>
               </w:rPr>
-              <w:t>{{ost_inst_1}}</w:t>
+              <w:t>{{OST_INST_1}}</w:t>
             </w:r>
           </w:p>
         </w:tc>
@@ -3772,7 +3754,7 @@
                 <w:sz w:val="16"/>
                 <w:szCs w:val="16"/>
               </w:rPr>
-              <w:t>{{ost_inst_2}}</w:t>
+              <w:t>{{OST_INST_2}}</w:t>
             </w:r>
           </w:p>
         </w:tc>
@@ -3810,7 +3792,7 @@
                 <w:sz w:val="16"/>
                 <w:szCs w:val="16"/>
               </w:rPr>
-              <w:t>{{ost_inst_3}}</w:t>
+              <w:t>{{OST_INST_3}}</w:t>
             </w:r>
           </w:p>
         </w:tc>
@@ -3884,7 +3866,6 @@
                 <w:sz w:val="18"/>
                 <w:szCs w:val="18"/>
               </w:rPr>
-              <w:lastRenderedPageBreak/>
               <w:t>OSTATUAK</w:t>
             </w:r>
           </w:p>
@@ -3926,7 +3907,7 @@
                 <w:sz w:val="18"/>
                 <w:szCs w:val="18"/>
               </w:rPr>
-              <w:t>{{Ost_Ostala_4}}</w:t>
+              <w:t>{{OST_OSTALA_4}}</w:t>
             </w:r>
           </w:p>
         </w:tc>
@@ -3967,7 +3948,7 @@
                 <w:sz w:val="18"/>
                 <w:szCs w:val="18"/>
               </w:rPr>
-              <w:t>{{Ost_Ostala_5}}</w:t>
+              <w:t>{{OST_OSTALA_5}}</w:t>
             </w:r>
           </w:p>
         </w:tc>
@@ -4008,7 +3989,7 @@
                 <w:sz w:val="18"/>
                 <w:szCs w:val="18"/>
               </w:rPr>
-              <w:t>{{Ost_Ostala_6}}</w:t>
+              <w:t>{{OST_OSTALA_6}}</w:t>
             </w:r>
           </w:p>
         </w:tc>
@@ -4101,7 +4082,7 @@
                 <w:sz w:val="16"/>
                 <w:szCs w:val="16"/>
               </w:rPr>
-              <w:t>{{ost_bonoa_4}}</w:t>
+              <w:t>{{OST_BONOA_4}}</w:t>
             </w:r>
           </w:p>
         </w:tc>
@@ -4138,7 +4119,7 @@
                 <w:sz w:val="16"/>
                 <w:szCs w:val="16"/>
               </w:rPr>
-              <w:t>{{ost_bonoa_5}}</w:t>
+              <w:t>{{OST_BONOA_5}}</w:t>
             </w:r>
           </w:p>
         </w:tc>
@@ -4175,7 +4156,7 @@
                 <w:sz w:val="16"/>
                 <w:szCs w:val="16"/>
               </w:rPr>
-              <w:t>{{ost_bonoa_6}}</w:t>
+              <w:t>{{OST_BONOA_6}}</w:t>
             </w:r>
           </w:p>
         </w:tc>
@@ -4252,7 +4233,7 @@
                 <w:sz w:val="16"/>
                 <w:szCs w:val="16"/>
               </w:rPr>
-              <w:t>{{ost_helbidea_4}}</w:t>
+              <w:t>{{OST_HELBIDEA_4}}</w:t>
             </w:r>
           </w:p>
         </w:tc>
@@ -4289,7 +4270,7 @@
                 <w:sz w:val="16"/>
                 <w:szCs w:val="16"/>
               </w:rPr>
-              <w:t>{{ost_helbidea_5}}</w:t>
+              <w:t>{{OST_HELBIDEA_5}}</w:t>
             </w:r>
           </w:p>
         </w:tc>
@@ -4326,7 +4307,7 @@
                 <w:sz w:val="16"/>
                 <w:szCs w:val="16"/>
               </w:rPr>
-              <w:t>{{ost_helbidea_6}}</w:t>
+              <w:t>{{OST_HELBIDEA_6}}</w:t>
             </w:r>
           </w:p>
         </w:tc>
@@ -4403,7 +4384,7 @@
                 <w:sz w:val="16"/>
                 <w:szCs w:val="16"/>
               </w:rPr>
-              <w:t>{{ost_lokalizatzailea_4}}</w:t>
+              <w:t>{{OST_LOKALIZATZAILEA_4}}</w:t>
             </w:r>
           </w:p>
         </w:tc>
@@ -4440,7 +4421,7 @@
                 <w:sz w:val="16"/>
                 <w:szCs w:val="16"/>
               </w:rPr>
-              <w:t>{{ost_lokalizatzailea_5}}</w:t>
+              <w:t>{{OST_LOKALIZATZAILEA_5}}</w:t>
             </w:r>
           </w:p>
         </w:tc>
@@ -4477,7 +4458,7 @@
                 <w:sz w:val="16"/>
                 <w:szCs w:val="16"/>
               </w:rPr>
-              <w:t>{{ost_lokalizatzailea_6}}</w:t>
+              <w:t>{{OST_LOKALIZATZAILEA_6}}</w:t>
             </w:r>
           </w:p>
         </w:tc>
@@ -4554,7 +4535,7 @@
                 <w:sz w:val="16"/>
                 <w:szCs w:val="16"/>
               </w:rPr>
-              <w:t>{{ost_gauak_4}}</w:t>
+              <w:t>{{OST_GAUAK_4}}</w:t>
             </w:r>
           </w:p>
         </w:tc>
@@ -4591,7 +4572,7 @@
                 <w:sz w:val="16"/>
                 <w:szCs w:val="16"/>
               </w:rPr>
-              <w:t>{{ost_gauak_5}}</w:t>
+              <w:t>{{OST_GAUAK_5}}</w:t>
             </w:r>
           </w:p>
         </w:tc>
@@ -4628,7 +4609,7 @@
                 <w:sz w:val="16"/>
                 <w:szCs w:val="16"/>
               </w:rPr>
-              <w:t>{{ost_gauak_6}}</w:t>
+              <w:t>{{OST_GAUAK_6}}</w:t>
             </w:r>
           </w:p>
         </w:tc>
@@ -4703,7 +4684,7 @@
                 <w:sz w:val="16"/>
                 <w:szCs w:val="16"/>
               </w:rPr>
-              <w:t>{{ost_datak_4}}</w:t>
+              <w:t>{{OST_DATAK_4}}</w:t>
             </w:r>
           </w:p>
         </w:tc>
@@ -4740,7 +4721,7 @@
                 <w:sz w:val="16"/>
                 <w:szCs w:val="16"/>
               </w:rPr>
-              <w:t>{{ost_datak_5}}</w:t>
+              <w:t>{{OST_DATAK_5}}</w:t>
             </w:r>
           </w:p>
         </w:tc>
@@ -4777,7 +4758,7 @@
                 <w:sz w:val="16"/>
                 <w:szCs w:val="16"/>
               </w:rPr>
-              <w:t>{{ost_datak_6}}</w:t>
+              <w:t>{{OST_DATAK_6}}</w:t>
             </w:r>
           </w:p>
         </w:tc>
@@ -4852,7 +4833,7 @@
                 <w:sz w:val="16"/>
                 <w:szCs w:val="16"/>
               </w:rPr>
-              <w:t>{{ost_gelak_4}}</w:t>
+              <w:t>{{OST_GELAK_4}}</w:t>
             </w:r>
           </w:p>
         </w:tc>
@@ -4889,7 +4870,7 @@
                 <w:sz w:val="16"/>
                 <w:szCs w:val="16"/>
               </w:rPr>
-              <w:t>{{ost_gelak_5}}</w:t>
+              <w:t>{{OST_GELAK_5}}</w:t>
             </w:r>
           </w:p>
         </w:tc>
@@ -4926,7 +4907,7 @@
                 <w:sz w:val="16"/>
                 <w:szCs w:val="16"/>
               </w:rPr>
-              <w:t>{{ost_gelak_6}}</w:t>
+              <w:t>{{OST_GELAK_6}}</w:t>
             </w:r>
           </w:p>
         </w:tc>
@@ -5003,7 +4984,7 @@
                 <w:sz w:val="16"/>
                 <w:szCs w:val="16"/>
               </w:rPr>
-              <w:t>{{ost_gosaria_4}}</w:t>
+              <w:t>{{OST_GOSARIA_4}}</w:t>
             </w:r>
           </w:p>
         </w:tc>
@@ -5040,7 +5021,7 @@
                 <w:sz w:val="16"/>
                 <w:szCs w:val="16"/>
               </w:rPr>
-              <w:t>{{ost_gosaria_5}}</w:t>
+              <w:t>{{OST_GOSARIA_5}}</w:t>
             </w:r>
           </w:p>
         </w:tc>
@@ -5077,7 +5058,7 @@
                 <w:sz w:val="16"/>
                 <w:szCs w:val="16"/>
               </w:rPr>
-              <w:t>{{ost_gosaria_6}}</w:t>
+              <w:t>{{OST_GOSARIA_6}}</w:t>
             </w:r>
           </w:p>
         </w:tc>
@@ -5162,7 +5143,7 @@
                 <w:sz w:val="16"/>
                 <w:szCs w:val="16"/>
               </w:rPr>
-              <w:t>{{ost_bazkaria_4}}</w:t>
+              <w:t>{{OST_BAZKARIA_4}}</w:t>
             </w:r>
           </w:p>
         </w:tc>
@@ -5199,7 +5180,7 @@
                 <w:sz w:val="16"/>
                 <w:szCs w:val="16"/>
               </w:rPr>
-              <w:t>{{ost_bazkaria_5}}</w:t>
+              <w:t>{{OST_BAZKARIA_5}}</w:t>
             </w:r>
           </w:p>
         </w:tc>
@@ -5236,7 +5217,7 @@
                 <w:sz w:val="16"/>
                 <w:szCs w:val="16"/>
               </w:rPr>
-              <w:t>{{ost_bazkaria_6}}</w:t>
+              <w:t>{{OST_BAZKARIA_6}}</w:t>
             </w:r>
           </w:p>
         </w:tc>
@@ -5313,7 +5294,7 @@
                 <w:sz w:val="16"/>
                 <w:szCs w:val="16"/>
               </w:rPr>
-              <w:t>{{ost_afaria_4}}</w:t>
+              <w:t>{{OST_AFARIA_4}}</w:t>
             </w:r>
           </w:p>
         </w:tc>
@@ -5350,7 +5331,7 @@
                 <w:sz w:val="16"/>
                 <w:szCs w:val="16"/>
               </w:rPr>
-              <w:t>{{ost_afaria_5}}</w:t>
+              <w:t>{{OST_AFARIA_5}}</w:t>
             </w:r>
           </w:p>
         </w:tc>
@@ -5387,7 +5368,7 @@
                 <w:sz w:val="16"/>
                 <w:szCs w:val="16"/>
               </w:rPr>
-              <w:t>{{ost_afaria_6}}</w:t>
+              <w:t>{{OST_AFARIA_6}}</w:t>
             </w:r>
           </w:p>
         </w:tc>
@@ -5464,7 +5445,7 @@
                 <w:sz w:val="16"/>
                 <w:szCs w:val="16"/>
               </w:rPr>
-              <w:t>{{ost_fidantza_4}}</w:t>
+              <w:t>{{OST_FIDANTZA_4}}</w:t>
             </w:r>
           </w:p>
         </w:tc>
@@ -5501,7 +5482,7 @@
                 <w:sz w:val="16"/>
                 <w:szCs w:val="16"/>
               </w:rPr>
-              <w:t>{{ost_fidantza_5}}</w:t>
+              <w:t>{{OST_FIDANTZA_5}}</w:t>
             </w:r>
           </w:p>
         </w:tc>
@@ -5538,7 +5519,7 @@
                 <w:sz w:val="16"/>
                 <w:szCs w:val="16"/>
               </w:rPr>
-              <w:t>{{ost_fidantza_6}}</w:t>
+              <w:t>{{OST_FIDANTZA_6}}</w:t>
             </w:r>
           </w:p>
         </w:tc>
@@ -5623,7 +5604,7 @@
                 <w:sz w:val="16"/>
                 <w:szCs w:val="16"/>
               </w:rPr>
-              <w:t>{{ost_checkin_4}}</w:t>
+              <w:t>{{OST_CHECKIN_4}}</w:t>
             </w:r>
           </w:p>
         </w:tc>
@@ -5660,7 +5641,7 @@
                 <w:sz w:val="16"/>
                 <w:szCs w:val="16"/>
               </w:rPr>
-              <w:t>{{ost_checkin_5}}</w:t>
+              <w:t>{{OST_CHECKIN_5}}</w:t>
             </w:r>
           </w:p>
         </w:tc>
@@ -5697,7 +5678,7 @@
                 <w:sz w:val="16"/>
                 <w:szCs w:val="16"/>
               </w:rPr>
-              <w:t>{{ost_checkin_6}}</w:t>
+              <w:t>{{OST_CHECKIN_6}}</w:t>
             </w:r>
           </w:p>
         </w:tc>
@@ -5800,7 +5781,7 @@
                 <w:sz w:val="16"/>
                 <w:szCs w:val="16"/>
               </w:rPr>
-              <w:t>{{ost_checkout_4}}</w:t>
+              <w:t>{{OST_CHECKOUT_4}}</w:t>
             </w:r>
           </w:p>
         </w:tc>
@@ -5837,7 +5818,7 @@
                 <w:sz w:val="16"/>
                 <w:szCs w:val="16"/>
               </w:rPr>
-              <w:t>{{ost_checkout_5}}</w:t>
+              <w:t>{{OST_CHECKOUT_5}}</w:t>
             </w:r>
           </w:p>
         </w:tc>
@@ -5874,7 +5855,7 @@
                 <w:sz w:val="16"/>
                 <w:szCs w:val="16"/>
               </w:rPr>
-              <w:t>{{ost_checkout_6}}</w:t>
+              <w:t>{{OST_CHECKOUT_6}}</w:t>
             </w:r>
           </w:p>
         </w:tc>
@@ -5995,7 +5976,7 @@
                 <w:sz w:val="16"/>
                 <w:szCs w:val="16"/>
               </w:rPr>
-              <w:t>{{ost_doc_4}}</w:t>
+              <w:t>{{OST_DOC_4}}</w:t>
             </w:r>
           </w:p>
         </w:tc>
@@ -6032,7 +6013,7 @@
                 <w:sz w:val="16"/>
                 <w:szCs w:val="16"/>
               </w:rPr>
-              <w:t>{{ost_doc_5}}</w:t>
+              <w:t>{{OST_DOC_5}}</w:t>
             </w:r>
           </w:p>
         </w:tc>
@@ -6069,7 +6050,7 @@
                 <w:sz w:val="16"/>
                 <w:szCs w:val="16"/>
               </w:rPr>
-              <w:t>{{ost_doc_6}}</w:t>
+              <w:t>{{OST_DOC_6}}</w:t>
             </w:r>
           </w:p>
         </w:tc>
@@ -6164,7 +6145,7 @@
                 <w:sz w:val="16"/>
                 <w:szCs w:val="16"/>
               </w:rPr>
-              <w:t>{{ost_luggage_4}}</w:t>
+              <w:t>{{OST_LUGGAGE_4}}</w:t>
             </w:r>
           </w:p>
         </w:tc>
@@ -6201,7 +6182,7 @@
                 <w:sz w:val="16"/>
                 <w:szCs w:val="16"/>
               </w:rPr>
-              <w:t>{{ost_luggage_5}}</w:t>
+              <w:t>{{OST_LUGGAGE_5}}</w:t>
             </w:r>
           </w:p>
         </w:tc>
@@ -6238,7 +6219,7 @@
                 <w:sz w:val="16"/>
                 <w:szCs w:val="16"/>
               </w:rPr>
-              <w:t>{{ost_luggage_6}}</w:t>
+              <w:t>{{OST_LUGGAGE_6}}</w:t>
             </w:r>
           </w:p>
         </w:tc>
@@ -6333,7 +6314,7 @@
                 <w:sz w:val="16"/>
                 <w:szCs w:val="16"/>
               </w:rPr>
-              <w:t>{{ost_harrera_4}}</w:t>
+              <w:t>{{OST_HARRERA_4}}</w:t>
             </w:r>
           </w:p>
         </w:tc>
@@ -6370,7 +6351,7 @@
                 <w:sz w:val="16"/>
                 <w:szCs w:val="16"/>
               </w:rPr>
-              <w:t>{{ost_harrera_5}}</w:t>
+              <w:t>{{OST_HARRERA_5}}</w:t>
             </w:r>
           </w:p>
         </w:tc>
@@ -6407,7 +6388,7 @@
                 <w:sz w:val="16"/>
                 <w:szCs w:val="16"/>
               </w:rPr>
-              <w:t>{{ost_harrera_6}}</w:t>
+              <w:t>{{OST_HARRERA_6}}</w:t>
             </w:r>
           </w:p>
         </w:tc>
@@ -6510,7 +6491,7 @@
                 <w:sz w:val="16"/>
                 <w:szCs w:val="16"/>
               </w:rPr>
-              <w:t>{{ost_toallak_4}}</w:t>
+              <w:t>{{OST_TOALLAK_4}}</w:t>
             </w:r>
           </w:p>
         </w:tc>
@@ -6547,7 +6528,7 @@
                 <w:sz w:val="16"/>
                 <w:szCs w:val="16"/>
               </w:rPr>
-              <w:t>{{ost_toallak_5}}</w:t>
+              <w:t>{{OST_TOALLAK_5}}</w:t>
             </w:r>
           </w:p>
         </w:tc>
@@ -6584,7 +6565,7 @@
                 <w:sz w:val="16"/>
                 <w:szCs w:val="16"/>
               </w:rPr>
-              <w:t>{{ost_toallak_6}}</w:t>
+              <w:t>{{OST_TOALLAK_6}}</w:t>
             </w:r>
           </w:p>
         </w:tc>
@@ -6677,7 +6658,7 @@
                 <w:sz w:val="16"/>
                 <w:szCs w:val="16"/>
               </w:rPr>
-              <w:t>{{ost_izarak_4}}</w:t>
+              <w:t>{{OST_IZARAK_4}}</w:t>
             </w:r>
           </w:p>
         </w:tc>
@@ -6714,7 +6695,7 @@
                 <w:sz w:val="16"/>
                 <w:szCs w:val="16"/>
               </w:rPr>
-              <w:t>{{ost_izarak_5}}</w:t>
+              <w:t>{{OST_IZARAK_5}}</w:t>
             </w:r>
           </w:p>
         </w:tc>
@@ -6751,7 +6732,7 @@
                 <w:sz w:val="16"/>
                 <w:szCs w:val="16"/>
               </w:rPr>
-              <w:t>{{ost_izarak_6}}</w:t>
+              <w:t>{{OST_IZARAK_6}}</w:t>
             </w:r>
           </w:p>
         </w:tc>
@@ -6837,7 +6818,7 @@
                 <w:sz w:val="16"/>
                 <w:szCs w:val="16"/>
               </w:rPr>
-              <w:t>{{ost_inst_4}}</w:t>
+              <w:t>{{OST_INST_4}}</w:t>
             </w:r>
           </w:p>
         </w:tc>
@@ -6874,7 +6855,7 @@
                 <w:sz w:val="16"/>
                 <w:szCs w:val="16"/>
               </w:rPr>
-              <w:t>{{ost_inst_5}}</w:t>
+              <w:t>{{OST_INST_5}}</w:t>
             </w:r>
           </w:p>
         </w:tc>
@@ -6911,7 +6892,7 @@
                 <w:sz w:val="16"/>
                 <w:szCs w:val="16"/>
               </w:rPr>
-              <w:t>{{ost_inst_6}}</w:t>
+              <w:t>{{OST_INST_6}}</w:t>
             </w:r>
           </w:p>
         </w:tc>
@@ -6985,7 +6966,6 @@
                 <w:sz w:val="18"/>
                 <w:szCs w:val="18"/>
               </w:rPr>
-              <w:lastRenderedPageBreak/>
               <w:t>EKINTZAK</w:t>
             </w:r>
           </w:p>
@@ -7028,7 +7008,7 @@
                 <w:sz w:val="18"/>
                 <w:szCs w:val="18"/>
               </w:rPr>
-              <w:t>{{eki_ekintza_1}}</w:t>
+              <w:t>{{EKI_EKINTZA_1}}</w:t>
             </w:r>
           </w:p>
         </w:tc>
@@ -7069,7 +7049,7 @@
                 <w:sz w:val="18"/>
                 <w:szCs w:val="18"/>
               </w:rPr>
-              <w:t>{{eki_ekintza_2}}</w:t>
+              <w:t>{{EKI_EKINTZA_2}}</w:t>
             </w:r>
           </w:p>
         </w:tc>
@@ -7110,7 +7090,7 @@
                 <w:sz w:val="18"/>
                 <w:szCs w:val="18"/>
               </w:rPr>
-              <w:t>{{eki_ekintza_3}}</w:t>
+              <w:t>{{EKI_EKINTZA_3}}</w:t>
             </w:r>
           </w:p>
         </w:tc>
@@ -7221,7 +7201,7 @@
                 <w:sz w:val="16"/>
                 <w:szCs w:val="16"/>
               </w:rPr>
-              <w:t>{{eki_bonoa_1}}</w:t>
+              <w:t>{{EKI_BONOA_1}}</w:t>
             </w:r>
           </w:p>
         </w:tc>
@@ -7258,7 +7238,7 @@
                 <w:sz w:val="16"/>
                 <w:szCs w:val="16"/>
               </w:rPr>
-              <w:t>{{eki_bonoa_2}}</w:t>
+              <w:t>{{EKI_BONOA_2}}</w:t>
             </w:r>
           </w:p>
         </w:tc>
@@ -7295,7 +7275,7 @@
                 <w:sz w:val="16"/>
                 <w:szCs w:val="16"/>
               </w:rPr>
-              <w:t>{{eki_bonoa_3}}</w:t>
+              <w:t>{{EKI_BONOA_3}}</w:t>
             </w:r>
           </w:p>
         </w:tc>
@@ -7380,7 +7360,7 @@
                 <w:sz w:val="16"/>
                 <w:szCs w:val="16"/>
               </w:rPr>
-              <w:t>{{eki_eguna_1}}</w:t>
+              <w:t>{{EKI_EGUNA_1}}</w:t>
             </w:r>
           </w:p>
         </w:tc>
@@ -7417,7 +7397,7 @@
                 <w:sz w:val="16"/>
                 <w:szCs w:val="16"/>
               </w:rPr>
-              <w:t>{{eki_eguna_2}}</w:t>
+              <w:t>{{EKI_EGUNA_2}}</w:t>
             </w:r>
           </w:p>
         </w:tc>
@@ -7454,7 +7434,7 @@
                 <w:sz w:val="16"/>
                 <w:szCs w:val="16"/>
               </w:rPr>
-              <w:t>{{eki_eguna_3}}</w:t>
+              <w:t>{{EKI_EGUNA_3}}</w:t>
             </w:r>
           </w:p>
         </w:tc>
@@ -7575,7 +7555,7 @@
                 <w:sz w:val="16"/>
                 <w:szCs w:val="16"/>
               </w:rPr>
-              <w:t>{{eki_iraupena_1}}</w:t>
+              <w:t>{{EKI_IRAUPENA_1}}</w:t>
             </w:r>
           </w:p>
         </w:tc>
@@ -7612,7 +7592,7 @@
                 <w:sz w:val="16"/>
                 <w:szCs w:val="16"/>
               </w:rPr>
-              <w:t>{{eki_iraupena_2}}</w:t>
+              <w:t>{{EKI_IRAUPENA_2}}</w:t>
             </w:r>
           </w:p>
         </w:tc>
@@ -7649,7 +7629,7 @@
                 <w:sz w:val="16"/>
                 <w:szCs w:val="16"/>
               </w:rPr>
-              <w:t>{{eki_iraupena_3}}</w:t>
+              <w:t>{{EKI_IRAUPENA_3}}</w:t>
             </w:r>
           </w:p>
         </w:tc>
@@ -7734,7 +7714,7 @@
                 <w:sz w:val="16"/>
                 <w:szCs w:val="16"/>
               </w:rPr>
-              <w:t>{{eki_lokalizatzailea_1}}</w:t>
+              <w:t>{{EKI_LOKALIZATZAILEA_1}}</w:t>
             </w:r>
           </w:p>
         </w:tc>
@@ -7771,7 +7751,7 @@
                 <w:sz w:val="16"/>
                 <w:szCs w:val="16"/>
               </w:rPr>
-              <w:t>{{eki_lokalizatzailea_2}}</w:t>
+              <w:t>{{EKI_LOKALIZATZAILEA_2}}</w:t>
             </w:r>
           </w:p>
         </w:tc>
@@ -7808,7 +7788,7 @@
                 <w:sz w:val="16"/>
                 <w:szCs w:val="16"/>
               </w:rPr>
-              <w:t>{{eki_lokalizatzailea_3}}</w:t>
+              <w:t>{{EKI_LOKALIZATZAILEA_3}}</w:t>
             </w:r>
           </w:p>
         </w:tc>
@@ -7894,7 +7874,7 @@
                 <w:sz w:val="16"/>
                 <w:szCs w:val="16"/>
               </w:rPr>
-              <w:t>{{eki_kontaktua_1}}</w:t>
+              <w:t>{{EKI_KONTAKTUA_1}}</w:t>
             </w:r>
           </w:p>
         </w:tc>
@@ -7931,7 +7911,7 @@
                 <w:sz w:val="16"/>
                 <w:szCs w:val="16"/>
               </w:rPr>
-              <w:t>{{eki_kontaktua_2}}</w:t>
+              <w:t>{{EKI_KONTAKTUA_2}}</w:t>
             </w:r>
           </w:p>
         </w:tc>
@@ -7968,7 +7948,7 @@
                 <w:sz w:val="16"/>
                 <w:szCs w:val="16"/>
               </w:rPr>
-              <w:t>{{eki_kontaktua_3}}</w:t>
+              <w:t>{{EKI_KONTAKTUA_3}}</w:t>
             </w:r>
           </w:p>
         </w:tc>
@@ -8097,7 +8077,7 @@
                 <w:sz w:val="16"/>
                 <w:szCs w:val="16"/>
               </w:rPr>
-              <w:t>{{eki_elkartokia_1}}</w:t>
+              <w:t>{{EKI_ELKARTOKIA_1}}</w:t>
             </w:r>
           </w:p>
         </w:tc>
@@ -8134,7 +8114,7 @@
                 <w:sz w:val="16"/>
                 <w:szCs w:val="16"/>
               </w:rPr>
-              <w:t>{{eki_elkartokia_2}}</w:t>
+              <w:t>{{EKI_ELKARTOKIA_2}}</w:t>
             </w:r>
           </w:p>
         </w:tc>
@@ -8171,7 +8151,7 @@
                 <w:sz w:val="16"/>
                 <w:szCs w:val="16"/>
               </w:rPr>
-              <w:t>{{eki_elkartokia_3}}</w:t>
+              <w:t>{{EKI_ELKARTOKIA_3}}</w:t>
             </w:r>
           </w:p>
         </w:tc>
@@ -8346,7 +8326,7 @@
                 <w:sz w:val="16"/>
                 <w:szCs w:val="16"/>
               </w:rPr>
-              <w:t>{{eki_eginbeharrekoa_1}}</w:t>
+              <w:t>{{EKI_EGINBEHARREKOA_1}}</w:t>
             </w:r>
           </w:p>
         </w:tc>
@@ -8383,7 +8363,7 @@
                 <w:sz w:val="16"/>
                 <w:szCs w:val="16"/>
               </w:rPr>
-              <w:t>{{eki_eginbeharrekoa_2}}</w:t>
+              <w:t>{{EKI_EGINBEHARREKOA_2}}</w:t>
             </w:r>
           </w:p>
         </w:tc>
@@ -8420,7 +8400,7 @@
                 <w:sz w:val="16"/>
                 <w:szCs w:val="16"/>
               </w:rPr>
-              <w:t>{{eki_eginbeharrekoa_3}}</w:t>
+              <w:t>{{EKI_EGINBEHARREKOA_3}}</w:t>
             </w:r>
           </w:p>
         </w:tc>
@@ -8531,7 +8511,7 @@
                 <w:sz w:val="16"/>
                 <w:szCs w:val="16"/>
               </w:rPr>
-              <w:t>{{eki_eramanM_1}}</w:t>
+              <w:t>{{EKI_ERAMANM_1}}</w:t>
             </w:r>
           </w:p>
         </w:tc>
@@ -8568,7 +8548,7 @@
                 <w:sz w:val="16"/>
                 <w:szCs w:val="16"/>
               </w:rPr>
-              <w:t>{{eki_eramanM_2}}</w:t>
+              <w:t>{{EKI_ERAMANM_2}}</w:t>
             </w:r>
           </w:p>
         </w:tc>
@@ -8605,7 +8585,7 @@
                 <w:sz w:val="16"/>
                 <w:szCs w:val="16"/>
               </w:rPr>
-              <w:t>{{eki_eramanM_3}}</w:t>
+              <w:t>{{EKI_ERAMANM_3}}</w:t>
             </w:r>
           </w:p>
         </w:tc>
@@ -8734,7 +8714,7 @@
                 <w:sz w:val="16"/>
                 <w:szCs w:val="16"/>
               </w:rPr>
-              <w:t>{{eki_bertakoM_1}}</w:t>
+              <w:t>{{EKI_BERTAKOM_1}}</w:t>
             </w:r>
           </w:p>
         </w:tc>
@@ -8771,7 +8751,7 @@
                 <w:sz w:val="16"/>
                 <w:szCs w:val="16"/>
               </w:rPr>
-              <w:t>{{eki_bertakoM_2}}</w:t>
+              <w:t>{{EKI_BERTAKOM_2}}</w:t>
             </w:r>
           </w:p>
         </w:tc>
@@ -8808,7 +8788,7 @@
                 <w:sz w:val="16"/>
                 <w:szCs w:val="16"/>
               </w:rPr>
-              <w:t>{{eki_bertakoM_3}}</w:t>
+              <w:t>{{EKI_BERTAKOM_3}}</w:t>
             </w:r>
           </w:p>
         </w:tc>
@@ -8886,7 +8866,7 @@
                 <w:sz w:val="16"/>
                 <w:szCs w:val="16"/>
               </w:rPr>
-              <w:t>{{eki_alda_1}}</w:t>
+              <w:t>{{EKI_ALDA_1}}</w:t>
             </w:r>
           </w:p>
         </w:tc>
@@ -8923,7 +8903,7 @@
                 <w:sz w:val="16"/>
                 <w:szCs w:val="16"/>
               </w:rPr>
-              <w:t>{{eki_alda_2}}</w:t>
+              <w:t>{{EKI_ALDA_2}}</w:t>
             </w:r>
           </w:p>
         </w:tc>
@@ -8960,7 +8940,7 @@
                 <w:sz w:val="16"/>
                 <w:szCs w:val="16"/>
               </w:rPr>
-              <w:t>{{eki_alda_3}}</w:t>
+              <w:t>{{EKI_ALDA_3}}</w:t>
             </w:r>
           </w:p>
         </w:tc>
@@ -9038,7 +9018,7 @@
                 <w:sz w:val="16"/>
                 <w:szCs w:val="16"/>
               </w:rPr>
-              <w:t>{{eki_komu_1}}</w:t>
+              <w:t>{{EKI_KOMU_1}}</w:t>
             </w:r>
           </w:p>
         </w:tc>
@@ -9075,7 +9055,7 @@
                 <w:sz w:val="16"/>
                 <w:szCs w:val="16"/>
               </w:rPr>
-              <w:t>{{eki_komu_2}}</w:t>
+              <w:t>{{EKI_KOMU_2}}</w:t>
             </w:r>
           </w:p>
         </w:tc>
@@ -9112,7 +9092,7 @@
                 <w:sz w:val="16"/>
                 <w:szCs w:val="16"/>
               </w:rPr>
-              <w:t>{{eki_komu_3}}</w:t>
+              <w:t>{{EKI_KOMU_3}}</w:t>
             </w:r>
           </w:p>
         </w:tc>
@@ -9277,7 +9257,7 @@
                 <w:sz w:val="16"/>
                 <w:szCs w:val="16"/>
               </w:rPr>
-              <w:t>{{eki_egonlekua_1}}</w:t>
+              <w:t>{{EKI_EGONLEKUA_1}}</w:t>
             </w:r>
           </w:p>
         </w:tc>
@@ -9314,7 +9294,7 @@
                 <w:sz w:val="16"/>
                 <w:szCs w:val="16"/>
               </w:rPr>
-              <w:t>{{eki_egonlekua_2}}</w:t>
+              <w:t>{{EKI_EGONLEKUA_2}}</w:t>
             </w:r>
           </w:p>
         </w:tc>
@@ -9351,7 +9331,7 @@
                 <w:sz w:val="16"/>
                 <w:szCs w:val="16"/>
               </w:rPr>
-              <w:t>{{eki_egonlekua_3}}</w:t>
+              <w:t>{{EKI_EGONLEKUA_3}}</w:t>
             </w:r>
           </w:p>
         </w:tc>
@@ -9444,7 +9424,7 @@
                 <w:sz w:val="16"/>
                 <w:szCs w:val="16"/>
               </w:rPr>
-              <w:t>{{eki_info_1}}</w:t>
+              <w:t>{{EKI_INFO_1}}</w:t>
             </w:r>
           </w:p>
         </w:tc>
@@ -9481,7 +9461,7 @@
                 <w:sz w:val="16"/>
                 <w:szCs w:val="16"/>
               </w:rPr>
-              <w:t>{{eki_info_2}}</w:t>
+              <w:t>{{EKI_INFO_2}}</w:t>
             </w:r>
           </w:p>
         </w:tc>
@@ -9518,7 +9498,7 @@
                 <w:sz w:val="16"/>
                 <w:szCs w:val="16"/>
               </w:rPr>
-              <w:t>{{eki_info_3}}</w:t>
+              <w:t>{{EKI_INFO_3}}</w:t>
             </w:r>
           </w:p>
         </w:tc>
@@ -9592,7 +9572,6 @@
                 <w:sz w:val="18"/>
                 <w:szCs w:val="18"/>
               </w:rPr>
-              <w:lastRenderedPageBreak/>
               <w:t>EKINTZAK</w:t>
             </w:r>
           </w:p>
@@ -9634,7 +9613,7 @@
                 <w:sz w:val="18"/>
                 <w:szCs w:val="18"/>
               </w:rPr>
-              <w:t>{{eki_ekintza_4}}</w:t>
+              <w:t>{{EKI_EKINTZA_4}}</w:t>
             </w:r>
           </w:p>
         </w:tc>
@@ -9675,7 +9654,7 @@
                 <w:sz w:val="18"/>
                 <w:szCs w:val="18"/>
               </w:rPr>
-              <w:t>{{eki_ekintza_5}}</w:t>
+              <w:t>{{EKI_EKINTZA_5}}</w:t>
             </w:r>
           </w:p>
         </w:tc>
@@ -9716,7 +9695,7 @@
                 <w:sz w:val="18"/>
                 <w:szCs w:val="18"/>
               </w:rPr>
-              <w:t>{{eki_ekintza_6}}</w:t>
+              <w:t>{{EKI_EKINTZA_6}}</w:t>
             </w:r>
           </w:p>
         </w:tc>
@@ -9827,7 +9806,7 @@
                 <w:sz w:val="16"/>
                 <w:szCs w:val="16"/>
               </w:rPr>
-              <w:t>{{eki_bonoa_4}}</w:t>
+              <w:t>{{EKI_BONOA_4}}</w:t>
             </w:r>
           </w:p>
         </w:tc>
@@ -9864,7 +9843,7 @@
                 <w:sz w:val="16"/>
                 <w:szCs w:val="16"/>
               </w:rPr>
-              <w:t>{{eki_bonoa_5}}</w:t>
+              <w:t>{{EKI_BONOA_5}}</w:t>
             </w:r>
           </w:p>
         </w:tc>
@@ -9901,7 +9880,7 @@
                 <w:sz w:val="16"/>
                 <w:szCs w:val="16"/>
               </w:rPr>
-              <w:t>{{eki_bonoa_6}}</w:t>
+              <w:t>{{EKI_BONOA_6}}</w:t>
             </w:r>
           </w:p>
         </w:tc>
@@ -9986,7 +9965,7 @@
                 <w:sz w:val="16"/>
                 <w:szCs w:val="16"/>
               </w:rPr>
-              <w:t>{{eki_eguna_4}}</w:t>
+              <w:t>{{EKI_EGUNA_4}}</w:t>
             </w:r>
           </w:p>
         </w:tc>
@@ -10023,7 +10002,7 @@
                 <w:sz w:val="16"/>
                 <w:szCs w:val="16"/>
               </w:rPr>
-              <w:t>{{eki_eguna_5}}</w:t>
+              <w:t>{{EKI_EGUNA_5}}</w:t>
             </w:r>
           </w:p>
         </w:tc>
@@ -10060,7 +10039,7 @@
                 <w:sz w:val="16"/>
                 <w:szCs w:val="16"/>
               </w:rPr>
-              <w:t>{{eki_eguna_6}}</w:t>
+              <w:t>{{EKI_EGUNA_6}}</w:t>
             </w:r>
           </w:p>
         </w:tc>
@@ -10181,7 +10160,7 @@
                 <w:sz w:val="16"/>
                 <w:szCs w:val="16"/>
               </w:rPr>
-              <w:t>{{eki_iraupena_4}}</w:t>
+              <w:t>{{EKI_IRAUPENA_4}}</w:t>
             </w:r>
           </w:p>
         </w:tc>
@@ -10218,7 +10197,7 @@
                 <w:sz w:val="16"/>
                 <w:szCs w:val="16"/>
               </w:rPr>
-              <w:t>{{eki_iraupena_5}}</w:t>
+              <w:t>{{EKI_IRAUPENA_5}}</w:t>
             </w:r>
           </w:p>
         </w:tc>
@@ -10255,7 +10234,7 @@
                 <w:sz w:val="16"/>
                 <w:szCs w:val="16"/>
               </w:rPr>
-              <w:t>{{eki_iraupena_6}}</w:t>
+              <w:t>{{EKI_IRAUPENA_6}}</w:t>
             </w:r>
           </w:p>
         </w:tc>
@@ -10340,7 +10319,7 @@
                 <w:sz w:val="16"/>
                 <w:szCs w:val="16"/>
               </w:rPr>
-              <w:t>{{eki_lokalizatzailea_4}}</w:t>
+              <w:t>{{EKI_LOKALIZATZAILEA_4}}</w:t>
             </w:r>
           </w:p>
         </w:tc>
@@ -10377,7 +10356,7 @@
                 <w:sz w:val="16"/>
                 <w:szCs w:val="16"/>
               </w:rPr>
-              <w:t>{{eki_lokalizatzailea_5}}</w:t>
+              <w:t>{{EKI_LOKALIZATZAILEA_5}}</w:t>
             </w:r>
           </w:p>
         </w:tc>
@@ -10414,7 +10393,7 @@
                 <w:sz w:val="16"/>
                 <w:szCs w:val="16"/>
               </w:rPr>
-              <w:t>{{eki_lokalizatzailea_6}}</w:t>
+              <w:t>{{EKI_LOKALIZATZAILEA_6}}</w:t>
             </w:r>
           </w:p>
         </w:tc>
@@ -10500,7 +10479,7 @@
                 <w:sz w:val="16"/>
                 <w:szCs w:val="16"/>
               </w:rPr>
-              <w:t>{{eki_kontaktua_4}}</w:t>
+              <w:t>{{EKI_KONTAKTUA_4}}</w:t>
             </w:r>
           </w:p>
         </w:tc>
@@ -10537,7 +10516,7 @@
                 <w:sz w:val="16"/>
                 <w:szCs w:val="16"/>
               </w:rPr>
-              <w:t>{{eki_kontaktua_5}}</w:t>
+              <w:t>{{EKI_KONTAKTUA_5}}</w:t>
             </w:r>
           </w:p>
         </w:tc>
@@ -10574,7 +10553,7 @@
                 <w:sz w:val="16"/>
                 <w:szCs w:val="16"/>
               </w:rPr>
-              <w:t>{{eki_kontaktua_6}}</w:t>
+              <w:t>{{EKI_KONTAKTUA_6}}</w:t>
             </w:r>
           </w:p>
         </w:tc>
@@ -10703,7 +10682,7 @@
                 <w:sz w:val="16"/>
                 <w:szCs w:val="16"/>
               </w:rPr>
-              <w:t>{{eki_elkartokia_4}}</w:t>
+              <w:t>{{EKI_ELKARTOKIA_4}}</w:t>
             </w:r>
           </w:p>
         </w:tc>
@@ -10740,7 +10719,7 @@
                 <w:sz w:val="16"/>
                 <w:szCs w:val="16"/>
               </w:rPr>
-              <w:t>{{eki_elkartokia_5}}</w:t>
+              <w:t>{{EKI_ELKARTOKIA_5}}</w:t>
             </w:r>
           </w:p>
         </w:tc>
@@ -10777,7 +10756,7 @@
                 <w:sz w:val="16"/>
                 <w:szCs w:val="16"/>
               </w:rPr>
-              <w:t>{{eki_elkartokia_6}}</w:t>
+              <w:t>{{EKI_ELKARTOKIA_6}}</w:t>
             </w:r>
           </w:p>
         </w:tc>
@@ -10952,7 +10931,7 @@
                 <w:sz w:val="16"/>
                 <w:szCs w:val="16"/>
               </w:rPr>
-              <w:t>{{eki_eginbeharrekoa_4}}</w:t>
+              <w:t>{{EKI_EGINBEHARREKOA_4}}</w:t>
             </w:r>
           </w:p>
         </w:tc>
@@ -10989,7 +10968,7 @@
                 <w:sz w:val="16"/>
                 <w:szCs w:val="16"/>
               </w:rPr>
-              <w:t>{{eki_eginbeharrekoa_5}}</w:t>
+              <w:t>{{EKI_EGINBEHARREKOA_5}}</w:t>
             </w:r>
           </w:p>
         </w:tc>
@@ -11026,7 +11005,7 @@
                 <w:sz w:val="16"/>
                 <w:szCs w:val="16"/>
               </w:rPr>
-              <w:t>{{eki_eginbeharrekoa_6}}</w:t>
+              <w:t>{{EKI_EGINBEHARREKOA_6}}</w:t>
             </w:r>
           </w:p>
         </w:tc>
@@ -11137,7 +11116,7 @@
                 <w:sz w:val="16"/>
                 <w:szCs w:val="16"/>
               </w:rPr>
-              <w:t>{{eki_eramanM_4}}</w:t>
+              <w:t>{{EKI_ERAMANM_4}}</w:t>
             </w:r>
           </w:p>
         </w:tc>
@@ -11174,7 +11153,7 @@
                 <w:sz w:val="16"/>
                 <w:szCs w:val="16"/>
               </w:rPr>
-              <w:t>{{eki_eramanM_5}}</w:t>
+              <w:t>{{EKI_ERAMANM_5}}</w:t>
             </w:r>
           </w:p>
         </w:tc>
@@ -11211,7 +11190,7 @@
                 <w:sz w:val="16"/>
                 <w:szCs w:val="16"/>
               </w:rPr>
-              <w:t>{{eki_eramanM_6}}</w:t>
+              <w:t>{{EKI_ERAMANM_6}}</w:t>
             </w:r>
           </w:p>
         </w:tc>
@@ -11340,7 +11319,7 @@
                 <w:sz w:val="16"/>
                 <w:szCs w:val="16"/>
               </w:rPr>
-              <w:t>{{eki_bertakoM_4}}</w:t>
+              <w:t>{{EKI_BERTAKOM_4}}</w:t>
             </w:r>
           </w:p>
         </w:tc>
@@ -11377,7 +11356,7 @@
                 <w:sz w:val="16"/>
                 <w:szCs w:val="16"/>
               </w:rPr>
-              <w:t>{{eki_bertakoM_5}}</w:t>
+              <w:t>{{EKI_BERTAKOM_5}}</w:t>
             </w:r>
           </w:p>
         </w:tc>
@@ -11414,7 +11393,7 @@
                 <w:sz w:val="16"/>
                 <w:szCs w:val="16"/>
               </w:rPr>
-              <w:t>{{eki_bertakoM_6}}</w:t>
+              <w:t>{{EKI_BERTAKOM_6}}</w:t>
             </w:r>
           </w:p>
         </w:tc>
@@ -11500,7 +11479,7 @@
                 <w:sz w:val="16"/>
                 <w:szCs w:val="16"/>
               </w:rPr>
-              <w:t>{{eki_alda_4}}</w:t>
+              <w:t>{{EKI_ALDA_4}}</w:t>
             </w:r>
           </w:p>
         </w:tc>
@@ -11537,7 +11516,7 @@
                 <w:sz w:val="16"/>
                 <w:szCs w:val="16"/>
               </w:rPr>
-              <w:t>{{eki_alda_5}}</w:t>
+              <w:t>{{EKI_ALDA_5}}</w:t>
             </w:r>
           </w:p>
         </w:tc>
@@ -11574,7 +11553,7 @@
                 <w:sz w:val="16"/>
                 <w:szCs w:val="16"/>
               </w:rPr>
-              <w:t>{{eki_alda_6}}</w:t>
+              <w:t>{{EKI_ALDA_6}}</w:t>
             </w:r>
           </w:p>
         </w:tc>
@@ -11652,7 +11631,7 @@
                 <w:sz w:val="16"/>
                 <w:szCs w:val="16"/>
               </w:rPr>
-              <w:t>{{eki_komu_4}}</w:t>
+              <w:t>{{EKI_KOMU_4}}</w:t>
             </w:r>
           </w:p>
         </w:tc>
@@ -11689,7 +11668,7 @@
                 <w:sz w:val="16"/>
                 <w:szCs w:val="16"/>
               </w:rPr>
-              <w:t>{{eki_komu_5}}</w:t>
+              <w:t>{{EKI_KOMU_5}}</w:t>
             </w:r>
           </w:p>
         </w:tc>
@@ -11726,7 +11705,7 @@
                 <w:sz w:val="16"/>
                 <w:szCs w:val="16"/>
               </w:rPr>
-              <w:t>{{eki_komu_6}}</w:t>
+              <w:t>{{EKI_KOMU_6}}</w:t>
             </w:r>
           </w:p>
         </w:tc>
@@ -11891,7 +11870,7 @@
                 <w:sz w:val="16"/>
                 <w:szCs w:val="16"/>
               </w:rPr>
-              <w:t>{{eki_egonlekua_4}}</w:t>
+              <w:t>{{EKI_EGONLEKUA_4}}</w:t>
             </w:r>
           </w:p>
         </w:tc>
@@ -11928,7 +11907,7 @@
                 <w:sz w:val="16"/>
                 <w:szCs w:val="16"/>
               </w:rPr>
-              <w:t>{{eki_egonlekua_5}}</w:t>
+              <w:t>{{EKI_EGONLEKUA_5}}</w:t>
             </w:r>
           </w:p>
         </w:tc>
@@ -11965,7 +11944,7 @@
                 <w:sz w:val="16"/>
                 <w:szCs w:val="16"/>
               </w:rPr>
-              <w:t>{{eki_egonlekua_6}}</w:t>
+              <w:t>{{EKI_EGONLEKUA_6}}</w:t>
             </w:r>
           </w:p>
         </w:tc>
@@ -12058,7 +12037,7 @@
                 <w:sz w:val="16"/>
                 <w:szCs w:val="16"/>
               </w:rPr>
-              <w:t>{{eki_info_4}}</w:t>
+              <w:t>{{EKI_INFO_4}}</w:t>
             </w:r>
           </w:p>
         </w:tc>
@@ -12095,7 +12074,7 @@
                 <w:sz w:val="16"/>
                 <w:szCs w:val="16"/>
               </w:rPr>
-              <w:t>{{eki_info_5}}</w:t>
+              <w:t>{{EKI_INFO_5}}</w:t>
             </w:r>
           </w:p>
         </w:tc>
@@ -12132,7 +12111,7 @@
                 <w:sz w:val="16"/>
                 <w:szCs w:val="16"/>
               </w:rPr>
-              <w:t>{{eki_info_6}}</w:t>
+              <w:t>{{EKI_INFO_6}}</w:t>
             </w:r>
           </w:p>
         </w:tc>
@@ -12251,7 +12230,7 @@
                 <w:sz w:val="18"/>
                 <w:szCs w:val="18"/>
               </w:rPr>
-              <w:t>{{gar_garraioa_1}}</w:t>
+              <w:t>{{GAR_GARRAIOA_1}}</w:t>
             </w:r>
           </w:p>
         </w:tc>
@@ -12292,7 +12271,7 @@
                 <w:sz w:val="18"/>
                 <w:szCs w:val="18"/>
               </w:rPr>
-              <w:t>{{gar_garraioa_2}}</w:t>
+              <w:t>{{GAR_GARRAIOA_2}}</w:t>
             </w:r>
           </w:p>
         </w:tc>
@@ -12333,7 +12312,7 @@
                 <w:sz w:val="18"/>
                 <w:szCs w:val="18"/>
               </w:rPr>
-              <w:t>{{gar_garraioa_3}}</w:t>
+              <w:t>{{GAR_GARRAIOA_3}}</w:t>
             </w:r>
           </w:p>
         </w:tc>
@@ -12423,7 +12402,7 @@
                 <w:sz w:val="16"/>
                 <w:szCs w:val="16"/>
               </w:rPr>
-              <w:t>{{gar_eguna_1}}</w:t>
+              <w:t>{{GAR_EGUNA_1}}</w:t>
             </w:r>
           </w:p>
         </w:tc>
@@ -12460,7 +12439,7 @@
                 <w:sz w:val="16"/>
                 <w:szCs w:val="16"/>
               </w:rPr>
-              <w:t>{{gar_eguna_2}}</w:t>
+              <w:t>{{GAR_EGUNA_2}}</w:t>
             </w:r>
           </w:p>
         </w:tc>
@@ -12497,7 +12476,7 @@
                 <w:sz w:val="16"/>
                 <w:szCs w:val="16"/>
               </w:rPr>
-              <w:t>{{gar_eguna_3}}</w:t>
+              <w:t>{{GAR_EGUNA_3}}</w:t>
             </w:r>
           </w:p>
         </w:tc>
@@ -12605,7 +12584,7 @@
                 <w:sz w:val="16"/>
                 <w:szCs w:val="16"/>
               </w:rPr>
-              <w:t>{{gar_ordutegia_1}}</w:t>
+              <w:t>{{GAR_ORDUTEGIA_1}}</w:t>
             </w:r>
           </w:p>
         </w:tc>
@@ -12642,7 +12621,7 @@
                 <w:sz w:val="16"/>
                 <w:szCs w:val="16"/>
               </w:rPr>
-              <w:t>{{gar_ordutegia_2}}</w:t>
+              <w:t>{{GAR_ORDUTEGIA_2}}</w:t>
             </w:r>
           </w:p>
         </w:tc>
@@ -12679,7 +12658,7 @@
                 <w:sz w:val="16"/>
                 <w:szCs w:val="16"/>
               </w:rPr>
-              <w:t>{{gar_ordutegia_3}}</w:t>
+              <w:t>{{GAR_ORDUTEGIA_3}}</w:t>
             </w:r>
           </w:p>
         </w:tc>
@@ -12769,7 +12748,7 @@
                 <w:sz w:val="16"/>
                 <w:szCs w:val="16"/>
               </w:rPr>
-              <w:t>{{gar_lokalizatzailea_1}}</w:t>
+              <w:t>{{GAR_LOKALIZATZAILEA_1}}</w:t>
             </w:r>
           </w:p>
         </w:tc>
@@ -12806,7 +12785,7 @@
                 <w:sz w:val="16"/>
                 <w:szCs w:val="16"/>
               </w:rPr>
-              <w:t>{{gar_lokalizatzailea_2}}</w:t>
+              <w:t>{{GAR_LOKALIZATZAILEA_2}}</w:t>
             </w:r>
           </w:p>
         </w:tc>
@@ -12843,7 +12822,7 @@
                 <w:sz w:val="16"/>
                 <w:szCs w:val="16"/>
               </w:rPr>
-              <w:t>{{gar_lokalizatzailea_3}}</w:t>
+              <w:t>{{GAR_LOKALIZATZAILEA_3}}</w:t>
             </w:r>
           </w:p>
         </w:tc>
@@ -12933,7 +12912,7 @@
                 <w:sz w:val="16"/>
                 <w:szCs w:val="16"/>
               </w:rPr>
-              <w:t>{{gar_kontaktua_1}}</w:t>
+              <w:t>{{GAR_KONTAKTUA_1}}</w:t>
             </w:r>
           </w:p>
         </w:tc>
@@ -12970,7 +12949,7 @@
                 <w:sz w:val="16"/>
                 <w:szCs w:val="16"/>
               </w:rPr>
-              <w:t>{{gar_kontaktua_2}}</w:t>
+              <w:t>{{GAR_KONTAKTUA_2}}</w:t>
             </w:r>
           </w:p>
         </w:tc>
@@ -13007,7 +12986,7 @@
                 <w:sz w:val="16"/>
                 <w:szCs w:val="16"/>
               </w:rPr>
-              <w:t>{{gar_kontaktua_3}}</w:t>
+              <w:t>{{GAR_KONTAKTUA_3}}</w:t>
             </w:r>
           </w:p>
         </w:tc>
@@ -13141,7 +13120,7 @@
                 <w:sz w:val="16"/>
                 <w:szCs w:val="16"/>
               </w:rPr>
-              <w:t>{{gar_elkartokia_1}}</w:t>
+              <w:t>{{GAR_ELKARTOKIA_1}}</w:t>
             </w:r>
           </w:p>
         </w:tc>
@@ -13178,7 +13157,7 @@
                 <w:sz w:val="16"/>
                 <w:szCs w:val="16"/>
               </w:rPr>
-              <w:t>{{gar_elkartokia_2}}</w:t>
+              <w:t>{{GAR_ELKARTOKIA_2}}</w:t>
             </w:r>
           </w:p>
         </w:tc>
@@ -13215,7 +13194,7 @@
                 <w:sz w:val="16"/>
                 <w:szCs w:val="16"/>
               </w:rPr>
-              <w:t>{{gar_elkartokia_3}}</w:t>
+              <w:t>{{GAR_ELKARTOKIA_3}}</w:t>
             </w:r>
           </w:p>
         </w:tc>
@@ -13395,7 +13374,7 @@
                 <w:sz w:val="16"/>
                 <w:szCs w:val="16"/>
               </w:rPr>
-              <w:t>{{gar_eginbeharrak_1}}</w:t>
+              <w:t>{{GAR_EGINBEHARRAK_1}}</w:t>
             </w:r>
           </w:p>
         </w:tc>
@@ -13432,7 +13411,7 @@
                 <w:sz w:val="16"/>
                 <w:szCs w:val="16"/>
               </w:rPr>
-              <w:t>{{gar_eginbeharrak_2}}</w:t>
+              <w:t>{{GAR_EGINBEHARRAK_2}}</w:t>
             </w:r>
           </w:p>
         </w:tc>
@@ -13469,7 +13448,7 @@
                 <w:sz w:val="16"/>
                 <w:szCs w:val="16"/>
               </w:rPr>
-              <w:t>{{gar_eginbeharrak_3}}</w:t>
+              <w:t>{{GAR_EGINBEHARRAK_3}}</w:t>
             </w:r>
           </w:p>
         </w:tc>
@@ -13567,7 +13546,7 @@
                 <w:sz w:val="16"/>
                 <w:szCs w:val="16"/>
               </w:rPr>
-              <w:t>{{gar_info_1}}</w:t>
+              <w:t>{{GAR_INFO_1}}</w:t>
             </w:r>
           </w:p>
         </w:tc>
@@ -13604,7 +13583,7 @@
                 <w:sz w:val="16"/>
                 <w:szCs w:val="16"/>
               </w:rPr>
-              <w:t>{{gar_info_2}}</w:t>
+              <w:t>{{GAR_INFO_2}}</w:t>
             </w:r>
           </w:p>
         </w:tc>
@@ -13641,7 +13620,7 @@
                 <w:sz w:val="16"/>
                 <w:szCs w:val="16"/>
               </w:rPr>
-              <w:t>{{gar_info_3}}</w:t>
+              <w:t>{{GAR_INFO_3}}</w:t>
             </w:r>
           </w:p>
         </w:tc>
@@ -14165,7 +14144,6 @@
                 <w:sz w:val="16"/>
                 <w:szCs w:val="16"/>
               </w:rPr>
-              <w:lastRenderedPageBreak/>
               <w:t>91 000 19 49 / 666 14 26 01</w:t>
             </w:r>
           </w:p>
@@ -14920,24 +14898,18 @@
 <w:ftr xmlns:wpc="http://schemas.microsoft.com/office/word/2010/wordprocessingCanvas" xmlns:cx="http://schemas.microsoft.com/office/drawing/2014/chartex" xmlns:cx1="http://schemas.microsoft.com/office/drawing/2015/9/8/chartex" xmlns:cx2="http://schemas.microsoft.com/office/drawing/2015/10/21/chartex" xmlns:cx3="http://schemas.microsoft.com/office/drawing/2016/5/9/chartex" xmlns:cx4="http://schemas.microsoft.com/office/drawing/2016/5/10/chartex" xmlns:cx5="http://schemas.microsoft.com/office/drawing/2016/5/11/chartex" xmlns:cx6="http://schemas.microsoft.com/office/drawing/2016/5/12/chartex" xmlns:cx7="http://schemas.microsoft.com/office/drawing/2016/5/13/chartex" xmlns:cx8="http://schemas.microsoft.com/office/drawing/2016/5/14/chartex" xmlns:mc="http://schemas.openxmlformats.org/markup-compatibility/2006" xmlns:aink="http://schemas.microsoft.com/office/drawing/2016/ink" xmlns:am3d="http://schemas.microsoft.com/office/drawing/2017/model3d" xmlns:o="urn:schemas-microsoft-com:office:office" xmlns:oel="http://schemas.microsoft.com/office/2019/extlst" xmlns:r="http://schemas.openxmlformats.org/officeDocument/2006/relationships" xmlns:m="http://schemas.openxmlformats.org/officeDocument/2006/math" xmlns:v="urn:schemas-microsoft-com:vml" xmlns:wp14="http://schemas.microsoft.com/office/word/2010/wordprocessingDrawing" xmlns:wp="http://schemas.openxmlformats.org/drawingml/2006/wordprocessingDrawing" xmlns:w10="urn:schemas-microsoft-com:office:word" xmlns:w="http://schemas.openxmlformats.org/wordprocessingml/2006/main" xmlns:w14="http://schemas.microsoft.com/office/word/2010/wordml" xmlns:w15="http://schemas.microsoft.com/office/word/2012/wordml" xmlns:w16cex="http://schemas.microsoft.com/office/word/2018/wordml/cex" xmlns:w16cid="http://schemas.microsoft.com/office/word/2016/wordml/cid" xmlns:w16="http://schemas.microsoft.com/office/word/2018/wordml" xmlns:w16du="http://schemas.microsoft.com/office/word/2023/wordml/word16du" xmlns:w16sdtdh="http://schemas.microsoft.com/office/word/2020/wordml/sdtdatahash" xmlns:w16sdtfl="http://schemas.microsoft.com/office/word/2024/wordml/sdtformatlock" xmlns:w16se="http://schemas.microsoft.com/office/word/2015/wordml/symex" xmlns:wpg="http://schemas.microsoft.com/office/word/2010/wordprocessingGroup" xmlns:wpi="http://schemas.microsoft.com/office/word/2010/wordprocessingInk" xmlns:wne="http://schemas.microsoft.com/office/word/2006/wordml" xmlns:wps="http://schemas.microsoft.com/office/word/2010/wordprocessingShape" mc:Ignorable="w14 w15 w16se w16cid w16 w16cex w16sdtdh w16sdtfl w16du wp14">
   <w:p>
     <w:pPr>
-      <w:jc w:val="right"/>
+      <w:jc w:val="center"/>
     </w:pPr>
-    <w:r>
-      <w:t xml:space="preserve"> </w:t>
-    </w:r>
     <w:r>
       <w:fldChar w:fldCharType="begin"/>
     </w:r>
     <w:r>
-      <w:instrText>PAGE</w:instrText>
+      <w:instrText xml:space="preserve"> PAGE </w:instrText>
     </w:r>
     <w:r>
       <w:fldChar w:fldCharType="separate"/>
     </w:r>
     <w:r>
-      <w:rPr>
-        <w:noProof/>
-      </w:rPr>
       <w:t>1</w:t>
     </w:r>
     <w:r>
@@ -14947,57 +14919,19 @@
       <w:t>/</w:t>
     </w:r>
     <w:r>
-      <w:rPr>
-        <w:noProof/>
-      </w:rPr>
-      <w:drawing>
-        <wp:anchor distT="114300" distB="114300" distL="114300" distR="114300" simplePos="0" relativeHeight="251658240" behindDoc="0" locked="0" layoutInCell="1" hidden="0" allowOverlap="1" wp14:anchorId="35288963" wp14:editId="6F2B69B6">
-          <wp:simplePos x="0" y="0"/>
-          <wp:positionH relativeFrom="column">
-            <wp:posOffset>1</wp:posOffset>
-          </wp:positionH>
-          <wp:positionV relativeFrom="paragraph">
-            <wp:posOffset>-114299</wp:posOffset>
-          </wp:positionV>
-          <wp:extent cx="1139298" cy="433388"/>
-          <wp:effectExtent l="0" t="0" r="0" b="0"/>
-          <wp:wrapSquare wrapText="bothSides" distT="114300" distB="114300" distL="114300" distR="114300"/>
-          <wp:docPr id="1" name="image1.png"/>
-          <wp:cNvGraphicFramePr/>
-          <a:graphic xmlns:a="http://schemas.openxmlformats.org/drawingml/2006/main">
-            <a:graphicData uri="http://schemas.openxmlformats.org/drawingml/2006/picture">
-              <pic:pic xmlns:pic="http://schemas.openxmlformats.org/drawingml/2006/picture">
-                <pic:nvPicPr>
-                  <pic:cNvPr id="0" name="image1.png"/>
-                  <pic:cNvPicPr preferRelativeResize="0"/>
-                </pic:nvPicPr>
-                <pic:blipFill>
-                  <a:blip r:embed="rId1">
-                    <a:alphaModFix amt="71000"/>
-                  </a:blip>
-                  <a:srcRect/>
-                  <a:stretch>
-                    <a:fillRect/>
-                  </a:stretch>
-                </pic:blipFill>
-                <pic:spPr>
-                  <a:xfrm>
-                    <a:off x="0" y="0"/>
-                    <a:ext cx="1139298" cy="433388"/>
-                  </a:xfrm>
-                  <a:prstGeom prst="rect">
-                    <a:avLst/>
-                  </a:prstGeom>
-                  <a:ln/>
-                </pic:spPr>
-              </pic:pic>
-            </a:graphicData>
-          </a:graphic>
-        </wp:anchor>
-      </w:drawing>
+      <w:fldChar w:fldCharType="begin"/>
     </w:r>
     <w:r>
-      <w:t>5</w:t>
+      <w:instrText xml:space="preserve"> NUMPAGES </w:instrText>
+    </w:r>
+    <w:r>
+      <w:fldChar w:fldCharType="separate"/>
+    </w:r>
+    <w:r>
+      <w:t>1</w:t>
+    </w:r>
+    <w:r>
+      <w:fldChar w:fldCharType="end"/>
     </w:r>
   </w:p>
 </w:ftr>

--- a/Infrastructure/Documents/Templates/Plantilla.docx
+++ b/Infrastructure/Documents/Templates/Plantilla.docx
@@ -1,6 +1,6 @@
 
 <file path=word/document.xml><?xml version="1.0" encoding="utf-8"?>
-<w:document xmlns:wpc="http://schemas.microsoft.com/office/word/2010/wordprocessingCanvas" xmlns:cx="http://schemas.microsoft.com/office/drawing/2014/chartex" xmlns:cx1="http://schemas.microsoft.com/office/drawing/2015/9/8/chartex" xmlns:cx2="http://schemas.microsoft.com/office/drawing/2015/10/21/chartex" xmlns:cx3="http://schemas.microsoft.com/office/drawing/2016/5/9/chartex" xmlns:cx4="http://schemas.microsoft.com/office/drawing/2016/5/10/chartex" xmlns:cx5="http://schemas.microsoft.com/office/drawing/2016/5/11/chartex" xmlns:cx6="http://schemas.microsoft.com/office/drawing/2016/5/12/chartex" xmlns:cx7="http://schemas.microsoft.com/office/drawing/2016/5/13/chartex" xmlns:cx8="http://schemas.microsoft.com/office/drawing/2016/5/14/chartex" xmlns:mc="http://schemas.openxmlformats.org/markup-compatibility/2006" xmlns:aink="http://schemas.microsoft.com/office/drawing/2016/ink" xmlns:am3d="http://schemas.microsoft.com/office/drawing/2017/model3d" xmlns:o="urn:schemas-microsoft-com:office:office" xmlns:oel="http://schemas.microsoft.com/office/2019/extlst" xmlns:r="http://schemas.openxmlformats.org/officeDocument/2006/relationships" xmlns:m="http://schemas.openxmlformats.org/officeDocument/2006/math" xmlns:v="urn:schemas-microsoft-com:vml" xmlns:wp14="http://schemas.microsoft.com/office/word/2010/wordprocessingDrawing" xmlns:wp="http://schemas.openxmlformats.org/drawingml/2006/wordprocessingDrawing" xmlns:w10="urn:schemas-microsoft-com:office:word" xmlns:w="http://schemas.openxmlformats.org/wordprocessingml/2006/main" xmlns:w14="http://schemas.microsoft.com/office/word/2010/wordml" xmlns:w15="http://schemas.microsoft.com/office/word/2012/wordml" xmlns:w16cex="http://schemas.microsoft.com/office/word/2018/wordml/cex" xmlns:w16cid="http://schemas.microsoft.com/office/word/2016/wordml/cid" xmlns:w16="http://schemas.microsoft.com/office/word/2018/wordml" xmlns:w16du="http://schemas.microsoft.com/office/word/2023/wordml/word16du" xmlns:w16sdtdh="http://schemas.microsoft.com/office/word/2020/wordml/sdtdatahash" xmlns:w16sdtfl="http://schemas.microsoft.com/office/word/2024/wordml/sdtformatlock" xmlns:w16se="http://schemas.microsoft.com/office/word/2015/wordml/symex" xmlns:wpg="http://schemas.microsoft.com/office/word/2010/wordprocessingGroup" xmlns:wpi="http://schemas.microsoft.com/office/word/2010/wordprocessingInk" xmlns:wne="http://schemas.microsoft.com/office/word/2006/wordml" xmlns:wps="http://schemas.microsoft.com/office/word/2010/wordprocessingShape" mc:Ignorable="w14 w15 w16se w16cid w16 w16cex w16sdtdh w16sdtfl w16du wp14">
+<w:document xmlns:mc="http://schemas.openxmlformats.org/markup-compatibility/2006" xmlns:r="http://schemas.openxmlformats.org/officeDocument/2006/relationships" xmlns:w="http://schemas.openxmlformats.org/wordprocessingml/2006/main" xmlns:w14="http://schemas.microsoft.com/office/word/2010/wordml" mc:Ignorable="w14 w15 w16se w16cid w16 w16cex w16sdtdh w16sdtfl w16du wp14">
   <w:body>
     <w:p>
       <w:pPr>
@@ -13849,14 +13849,9 @@
             <w:vAlign w:val="center"/>
           </w:tcPr>
           <w:p>
-            <w:pPr>
-              <w:spacing w:line="240" w:lineRule="auto"/>
-              <w:rPr>
-                <w:rFonts w:ascii="Manrope" w:eastAsia="Manrope" w:hAnsi="Manrope" w:cs="Manrope"/>
-                <w:sz w:val="16"/>
-                <w:szCs w:val="16"/>
-              </w:rPr>
-            </w:pPr>
+            <w:r>
+              <w:t>{{POLIZA_IKASLEAK}}</w:t>
+            </w:r>
           </w:p>
         </w:tc>
       </w:tr>
@@ -14094,14 +14089,9 @@
             <w:vAlign w:val="center"/>
           </w:tcPr>
           <w:p>
-            <w:pPr>
-              <w:spacing w:line="240" w:lineRule="auto"/>
-              <w:rPr>
-                <w:rFonts w:ascii="Manrope" w:eastAsia="Manrope" w:hAnsi="Manrope" w:cs="Manrope"/>
-                <w:sz w:val="16"/>
-                <w:szCs w:val="16"/>
-              </w:rPr>
-            </w:pPr>
+            <w:r>
+              <w:t>{{POLIZA_BEGIRALEAK}}</w:t>
+            </w:r>
           </w:p>
         </w:tc>
       </w:tr>
@@ -14963,7 +14953,7 @@
 </file>
 
 <file path=word/header1.xml><?xml version="1.0" encoding="utf-8"?>
-<w:hdr xmlns:wpc="http://schemas.microsoft.com/office/word/2010/wordprocessingCanvas" xmlns:cx="http://schemas.microsoft.com/office/drawing/2014/chartex" xmlns:cx1="http://schemas.microsoft.com/office/drawing/2015/9/8/chartex" xmlns:cx2="http://schemas.microsoft.com/office/drawing/2015/10/21/chartex" xmlns:cx3="http://schemas.microsoft.com/office/drawing/2016/5/9/chartex" xmlns:cx4="http://schemas.microsoft.com/office/drawing/2016/5/10/chartex" xmlns:cx5="http://schemas.microsoft.com/office/drawing/2016/5/11/chartex" xmlns:cx6="http://schemas.microsoft.com/office/drawing/2016/5/12/chartex" xmlns:cx7="http://schemas.microsoft.com/office/drawing/2016/5/13/chartex" xmlns:cx8="http://schemas.microsoft.com/office/drawing/2016/5/14/chartex" xmlns:mc="http://schemas.openxmlformats.org/markup-compatibility/2006" xmlns:aink="http://schemas.microsoft.com/office/drawing/2016/ink" xmlns:am3d="http://schemas.microsoft.com/office/drawing/2017/model3d" xmlns:o="urn:schemas-microsoft-com:office:office" xmlns:oel="http://schemas.microsoft.com/office/2019/extlst" xmlns:r="http://schemas.openxmlformats.org/officeDocument/2006/relationships" xmlns:m="http://schemas.openxmlformats.org/officeDocument/2006/math" xmlns:v="urn:schemas-microsoft-com:vml" xmlns:wp14="http://schemas.microsoft.com/office/word/2010/wordprocessingDrawing" xmlns:wp="http://schemas.openxmlformats.org/drawingml/2006/wordprocessingDrawing" xmlns:w10="urn:schemas-microsoft-com:office:word" xmlns:w="http://schemas.openxmlformats.org/wordprocessingml/2006/main" xmlns:w14="http://schemas.microsoft.com/office/word/2010/wordml" xmlns:w15="http://schemas.microsoft.com/office/word/2012/wordml" xmlns:w16cex="http://schemas.microsoft.com/office/word/2018/wordml/cex" xmlns:w16cid="http://schemas.microsoft.com/office/word/2016/wordml/cid" xmlns:w16="http://schemas.microsoft.com/office/word/2018/wordml" xmlns:w16du="http://schemas.microsoft.com/office/word/2023/wordml/word16du" xmlns:w16sdtdh="http://schemas.microsoft.com/office/word/2020/wordml/sdtdatahash" xmlns:w16sdtfl="http://schemas.microsoft.com/office/word/2024/wordml/sdtformatlock" xmlns:w16se="http://schemas.microsoft.com/office/word/2015/wordml/symex" xmlns:wpg="http://schemas.microsoft.com/office/word/2010/wordprocessingGroup" xmlns:wpi="http://schemas.microsoft.com/office/word/2010/wordprocessingInk" xmlns:wne="http://schemas.microsoft.com/office/word/2006/wordml" xmlns:wps="http://schemas.microsoft.com/office/word/2010/wordprocessingShape" mc:Ignorable="w14 w15 w16se w16cid w16 w16cex w16sdtdh w16sdtfl w16du wp14">
+<w:hdr xmlns:mc="http://schemas.openxmlformats.org/markup-compatibility/2006" xmlns:w="http://schemas.openxmlformats.org/wordprocessingml/2006/main" xmlns:w14="http://schemas.microsoft.com/office/word/2010/wordml" mc:Ignorable="w14 w15 w16se w16cid w16 w16cex w16sdtdh w16sdtfl w16du wp14">
   <w:p>
     <w:pPr>
       <w:rPr>
@@ -15062,7 +15052,7 @@
               <w:rFonts w:ascii="Manrope" w:eastAsia="Manrope" w:hAnsi="Manrope" w:cs="Manrope"/>
               <w:color w:val="434343"/>
             </w:rPr>
-            <w:t>XXXXXXXX IKAS BIDAIA 2025-2026</w:t>
+            <w:t>{{IKASTETXEA}} IKAS BIDAIA 2025-2026</w:t>
           </w:r>
         </w:p>
       </w:tc>
